--- a/Sem1/fedko_artem_6391_lab1_2.docx
+++ b/Sem1/fedko_artem_6391_lab1_2.docx
@@ -349,6 +349,7 @@
         <w:spacing w:after="0"/>
         <w:rPr>
           <w:bCs/>
+          <w:lang w:val="ru-RU"/>
         </w:rPr>
       </w:pPr>
     </w:p>
@@ -734,2063 +735,2104 @@
     </w:p>
     <w:p>
       <w:pPr>
-        <w:ind w:firstLine="709"/>
-        <w:rPr>
-          <w:lang w:val="ru-RU"/>
-        </w:rPr>
-      </w:pPr>
-      <w:r>
-        <w:rPr>
-          <w:rFonts w:ascii="Courier New" w:eastAsia="Courier New" w:hAnsi="Courier New"/>
-          <w:sz w:val="18"/>
-          <w:lang w:val="ru-RU"/>
-        </w:rPr>
-        <w:t>#</w:t>
-      </w:r>
-      <w:r>
-        <w:rPr>
-          <w:rFonts w:ascii="Courier New" w:eastAsia="Courier New" w:hAnsi="Courier New"/>
-          <w:sz w:val="18"/>
-        </w:rPr>
-        <w:t>include</w:t>
-      </w:r>
-      <w:r>
-        <w:rPr>
-          <w:rFonts w:ascii="Courier New" w:eastAsia="Courier New" w:hAnsi="Courier New"/>
-          <w:sz w:val="18"/>
-          <w:lang w:val="ru-RU"/>
-        </w:rPr>
-        <w:t>&lt;</w:t>
-      </w:r>
-      <w:r>
-        <w:rPr>
-          <w:rFonts w:ascii="Courier New" w:eastAsia="Courier New" w:hAnsi="Courier New"/>
-          <w:sz w:val="18"/>
-        </w:rPr>
-        <w:t>iostream</w:t>
-      </w:r>
-      <w:r>
-        <w:rPr>
-          <w:rFonts w:ascii="Courier New" w:eastAsia="Courier New" w:hAnsi="Courier New"/>
-          <w:sz w:val="18"/>
-          <w:lang w:val="ru-RU"/>
-        </w:rPr>
-        <w:t>&gt;</w:t>
-      </w:r>
-      <w:r>
-        <w:rPr>
-          <w:rFonts w:ascii="Courier New" w:eastAsia="Courier New" w:hAnsi="Courier New"/>
-          <w:sz w:val="18"/>
-          <w:lang w:val="ru-RU"/>
-        </w:rPr>
-        <w:br/>
-        <w:t>#</w:t>
-      </w:r>
-      <w:r>
-        <w:rPr>
-          <w:rFonts w:ascii="Courier New" w:eastAsia="Courier New" w:hAnsi="Courier New"/>
-          <w:sz w:val="18"/>
-        </w:rPr>
-        <w:t>include</w:t>
-      </w:r>
-      <w:r>
-        <w:rPr>
-          <w:rFonts w:ascii="Courier New" w:eastAsia="Courier New" w:hAnsi="Courier New"/>
-          <w:sz w:val="18"/>
-          <w:lang w:val="ru-RU"/>
-        </w:rPr>
-        <w:t>"</w:t>
-      </w:r>
-      <w:r>
-        <w:rPr>
-          <w:rFonts w:ascii="Courier New" w:eastAsia="Courier New" w:hAnsi="Courier New"/>
-          <w:sz w:val="18"/>
-        </w:rPr>
-        <w:t>lab</w:t>
-      </w:r>
-      <w:r>
-        <w:rPr>
-          <w:rFonts w:ascii="Courier New" w:eastAsia="Courier New" w:hAnsi="Courier New"/>
-          <w:sz w:val="18"/>
-          <w:lang w:val="ru-RU"/>
-        </w:rPr>
-        <w:t>1.</w:t>
-      </w:r>
-      <w:r>
-        <w:rPr>
-          <w:rFonts w:ascii="Courier New" w:eastAsia="Courier New" w:hAnsi="Courier New"/>
-          <w:sz w:val="18"/>
-        </w:rPr>
-        <w:t>h</w:t>
-      </w:r>
-      <w:r>
-        <w:rPr>
-          <w:rFonts w:ascii="Courier New" w:eastAsia="Courier New" w:hAnsi="Courier New"/>
-          <w:sz w:val="18"/>
-          <w:lang w:val="ru-RU"/>
-        </w:rPr>
-        <w:t>"</w:t>
-      </w:r>
-      <w:r>
-        <w:rPr>
-          <w:rFonts w:ascii="Courier New" w:eastAsia="Courier New" w:hAnsi="Courier New"/>
-          <w:sz w:val="18"/>
-          <w:lang w:val="ru-RU"/>
-        </w:rPr>
-        <w:br/>
-      </w:r>
-      <w:r>
-        <w:rPr>
-          <w:rFonts w:ascii="Courier New" w:eastAsia="Courier New" w:hAnsi="Courier New"/>
-          <w:sz w:val="18"/>
-          <w:lang w:val="ru-RU"/>
-        </w:rPr>
-        <w:br/>
-      </w:r>
-      <w:r>
-        <w:rPr>
-          <w:rFonts w:ascii="Courier New" w:eastAsia="Courier New" w:hAnsi="Courier New"/>
-          <w:sz w:val="18"/>
-        </w:rPr>
-        <w:t>void</w:t>
-      </w:r>
-      <w:r>
-        <w:rPr>
-          <w:rFonts w:ascii="Courier New" w:eastAsia="Courier New" w:hAnsi="Courier New"/>
-          <w:sz w:val="18"/>
-          <w:lang w:val="ru-RU"/>
-        </w:rPr>
-        <w:t xml:space="preserve"> </w:t>
-      </w:r>
-      <w:r>
-        <w:rPr>
-          <w:rFonts w:ascii="Courier New" w:eastAsia="Courier New" w:hAnsi="Courier New"/>
-          <w:sz w:val="18"/>
-        </w:rPr>
-        <w:t>lab</w:t>
-      </w:r>
-      <w:r>
-        <w:rPr>
-          <w:rFonts w:ascii="Courier New" w:eastAsia="Courier New" w:hAnsi="Courier New"/>
-          <w:sz w:val="18"/>
-          <w:lang w:val="ru-RU"/>
-        </w:rPr>
-        <w:t>1_2(){</w:t>
-      </w:r>
-      <w:r>
-        <w:rPr>
-          <w:rFonts w:ascii="Courier New" w:eastAsia="Courier New" w:hAnsi="Courier New"/>
-          <w:sz w:val="18"/>
-          <w:lang w:val="ru-RU"/>
-        </w:rPr>
-        <w:br/>
-        <w:t xml:space="preserve">    </w:t>
-      </w:r>
-      <w:r>
-        <w:rPr>
-          <w:rFonts w:ascii="Courier New" w:eastAsia="Courier New" w:hAnsi="Courier New"/>
-          <w:sz w:val="18"/>
-        </w:rPr>
-        <w:t>int</w:t>
-      </w:r>
-      <w:r>
-        <w:rPr>
-          <w:rFonts w:ascii="Courier New" w:eastAsia="Courier New" w:hAnsi="Courier New"/>
-          <w:sz w:val="18"/>
-          <w:lang w:val="ru-RU"/>
-        </w:rPr>
-        <w:t xml:space="preserve"> </w:t>
-      </w:r>
-      <w:r>
-        <w:rPr>
-          <w:rFonts w:ascii="Courier New" w:eastAsia="Courier New" w:hAnsi="Courier New"/>
-          <w:sz w:val="18"/>
-        </w:rPr>
-        <w:t>x</w:t>
-      </w:r>
-      <w:r>
-        <w:rPr>
-          <w:rFonts w:ascii="Courier New" w:eastAsia="Courier New" w:hAnsi="Courier New"/>
-          <w:sz w:val="18"/>
-          <w:lang w:val="ru-RU"/>
-        </w:rPr>
-        <w:t>,</w:t>
-      </w:r>
-      <w:proofErr w:type="spellStart"/>
-      <w:r>
-        <w:rPr>
-          <w:rFonts w:ascii="Courier New" w:eastAsia="Courier New" w:hAnsi="Courier New"/>
-          <w:sz w:val="18"/>
-        </w:rPr>
-        <w:t>cnt</w:t>
-      </w:r>
-      <w:proofErr w:type="spellEnd"/>
-      <w:r>
-        <w:rPr>
-          <w:rFonts w:ascii="Courier New" w:eastAsia="Courier New" w:hAnsi="Courier New"/>
-          <w:sz w:val="18"/>
-          <w:lang w:val="ru-RU"/>
-        </w:rPr>
-        <w:t>=0,</w:t>
-      </w:r>
-      <w:proofErr w:type="spellStart"/>
-      <w:r>
-        <w:rPr>
-          <w:rFonts w:ascii="Courier New" w:eastAsia="Courier New" w:hAnsi="Courier New"/>
-          <w:sz w:val="18"/>
-        </w:rPr>
-        <w:t>cnt</w:t>
-      </w:r>
-      <w:proofErr w:type="spellEnd"/>
-      <w:r>
-        <w:rPr>
-          <w:rFonts w:ascii="Courier New" w:eastAsia="Courier New" w:hAnsi="Courier New"/>
-          <w:sz w:val="18"/>
-          <w:lang w:val="ru-RU"/>
-        </w:rPr>
-        <w:t xml:space="preserve">5=0, </w:t>
-      </w:r>
-      <w:proofErr w:type="spellStart"/>
-      <w:r>
-        <w:rPr>
-          <w:rFonts w:ascii="Courier New" w:eastAsia="Courier New" w:hAnsi="Courier New"/>
-          <w:sz w:val="18"/>
-        </w:rPr>
-        <w:t>cnt</w:t>
-      </w:r>
-      <w:proofErr w:type="spellEnd"/>
-      <w:r>
-        <w:rPr>
-          <w:rFonts w:ascii="Courier New" w:eastAsia="Courier New" w:hAnsi="Courier New"/>
-          <w:sz w:val="18"/>
-          <w:lang w:val="ru-RU"/>
-        </w:rPr>
-        <w:t>2=0,</w:t>
-      </w:r>
-      <w:proofErr w:type="spellStart"/>
-      <w:r>
-        <w:rPr>
-          <w:rFonts w:ascii="Courier New" w:eastAsia="Courier New" w:hAnsi="Courier New"/>
-          <w:sz w:val="18"/>
-        </w:rPr>
-        <w:t>tmp</w:t>
-      </w:r>
-      <w:proofErr w:type="spellEnd"/>
-      <w:r>
-        <w:rPr>
-          <w:rFonts w:ascii="Courier New" w:eastAsia="Courier New" w:hAnsi="Courier New"/>
-          <w:sz w:val="18"/>
-          <w:lang w:val="ru-RU"/>
-        </w:rPr>
-        <w:t>1,</w:t>
-      </w:r>
-      <w:proofErr w:type="spellStart"/>
-      <w:r>
-        <w:rPr>
-          <w:rFonts w:ascii="Courier New" w:eastAsia="Courier New" w:hAnsi="Courier New"/>
-          <w:sz w:val="18"/>
-        </w:rPr>
-        <w:t>tmp</w:t>
-      </w:r>
-      <w:proofErr w:type="spellEnd"/>
-      <w:r>
-        <w:rPr>
-          <w:rFonts w:ascii="Courier New" w:eastAsia="Courier New" w:hAnsi="Courier New"/>
-          <w:sz w:val="18"/>
-          <w:lang w:val="ru-RU"/>
-        </w:rPr>
-        <w:t>2,</w:t>
-      </w:r>
-      <w:proofErr w:type="spellStart"/>
-      <w:r>
-        <w:rPr>
-          <w:rFonts w:ascii="Courier New" w:eastAsia="Courier New" w:hAnsi="Courier New"/>
-          <w:sz w:val="18"/>
-        </w:rPr>
-        <w:t>cntd</w:t>
-      </w:r>
-      <w:proofErr w:type="spellEnd"/>
-      <w:r>
-        <w:rPr>
-          <w:rFonts w:ascii="Courier New" w:eastAsia="Courier New" w:hAnsi="Courier New"/>
-          <w:sz w:val="18"/>
-          <w:lang w:val="ru-RU"/>
-        </w:rPr>
-        <w:t>=0;</w:t>
-      </w:r>
-      <w:r>
-        <w:rPr>
-          <w:rFonts w:ascii="Courier New" w:eastAsia="Courier New" w:hAnsi="Courier New"/>
-          <w:sz w:val="18"/>
-          <w:lang w:val="ru-RU"/>
-        </w:rPr>
-        <w:br/>
-        <w:t xml:space="preserve">    </w:t>
-      </w:r>
-      <w:r>
-        <w:rPr>
-          <w:rFonts w:ascii="Courier New" w:eastAsia="Courier New" w:hAnsi="Courier New"/>
-          <w:sz w:val="18"/>
-        </w:rPr>
-        <w:t>std</w:t>
-      </w:r>
-      <w:r>
-        <w:rPr>
-          <w:rFonts w:ascii="Courier New" w:eastAsia="Courier New" w:hAnsi="Courier New"/>
-          <w:sz w:val="18"/>
-          <w:lang w:val="ru-RU"/>
-        </w:rPr>
-        <w:t>::</w:t>
-      </w:r>
-      <w:proofErr w:type="spellStart"/>
-      <w:r>
-        <w:rPr>
-          <w:rFonts w:ascii="Courier New" w:eastAsia="Courier New" w:hAnsi="Courier New"/>
-          <w:sz w:val="18"/>
-        </w:rPr>
-        <w:t>cin</w:t>
-      </w:r>
-      <w:proofErr w:type="spellEnd"/>
-      <w:r>
-        <w:rPr>
-          <w:rFonts w:ascii="Courier New" w:eastAsia="Courier New" w:hAnsi="Courier New"/>
-          <w:sz w:val="18"/>
-          <w:lang w:val="ru-RU"/>
-        </w:rPr>
-        <w:t>&gt;&gt;</w:t>
-      </w:r>
-      <w:r>
-        <w:rPr>
-          <w:rFonts w:ascii="Courier New" w:eastAsia="Courier New" w:hAnsi="Courier New"/>
-          <w:sz w:val="18"/>
-        </w:rPr>
-        <w:t>x</w:t>
-      </w:r>
-      <w:r>
-        <w:rPr>
-          <w:rFonts w:ascii="Courier New" w:eastAsia="Courier New" w:hAnsi="Courier New"/>
-          <w:sz w:val="18"/>
-          <w:lang w:val="ru-RU"/>
-        </w:rPr>
-        <w:t>;</w:t>
-      </w:r>
-      <w:r>
-        <w:rPr>
-          <w:rFonts w:ascii="Courier New" w:eastAsia="Courier New" w:hAnsi="Courier New"/>
-          <w:sz w:val="18"/>
-          <w:lang w:val="ru-RU"/>
-        </w:rPr>
-        <w:br/>
-        <w:t xml:space="preserve">    </w:t>
-      </w:r>
-      <w:r>
-        <w:rPr>
-          <w:rFonts w:ascii="Courier New" w:eastAsia="Courier New" w:hAnsi="Courier New"/>
-          <w:sz w:val="18"/>
-        </w:rPr>
-        <w:t>int</w:t>
-      </w:r>
-      <w:r>
-        <w:rPr>
-          <w:rFonts w:ascii="Courier New" w:eastAsia="Courier New" w:hAnsi="Courier New"/>
-          <w:sz w:val="18"/>
-          <w:lang w:val="ru-RU"/>
-        </w:rPr>
-        <w:t xml:space="preserve"> </w:t>
-      </w:r>
-      <w:r>
-        <w:rPr>
-          <w:rFonts w:ascii="Courier New" w:eastAsia="Courier New" w:hAnsi="Courier New"/>
-          <w:sz w:val="18"/>
-        </w:rPr>
-        <w:t>max</w:t>
-      </w:r>
-      <w:r>
-        <w:rPr>
-          <w:rFonts w:ascii="Courier New" w:eastAsia="Courier New" w:hAnsi="Courier New"/>
-          <w:sz w:val="18"/>
-          <w:lang w:val="ru-RU"/>
-        </w:rPr>
-        <w:t>=</w:t>
-      </w:r>
-      <w:r>
-        <w:rPr>
-          <w:rFonts w:ascii="Courier New" w:eastAsia="Courier New" w:hAnsi="Courier New"/>
-          <w:sz w:val="18"/>
-        </w:rPr>
-        <w:t>x</w:t>
-      </w:r>
-      <w:r>
-        <w:rPr>
-          <w:rFonts w:ascii="Courier New" w:eastAsia="Courier New" w:hAnsi="Courier New"/>
-          <w:sz w:val="18"/>
-          <w:lang w:val="ru-RU"/>
-        </w:rPr>
-        <w:t xml:space="preserve">, </w:t>
-      </w:r>
-      <w:r>
-        <w:rPr>
-          <w:rFonts w:ascii="Courier New" w:eastAsia="Courier New" w:hAnsi="Courier New"/>
-          <w:sz w:val="18"/>
-        </w:rPr>
-        <w:t>min</w:t>
-      </w:r>
-      <w:r>
-        <w:rPr>
-          <w:rFonts w:ascii="Courier New" w:eastAsia="Courier New" w:hAnsi="Courier New"/>
-          <w:sz w:val="18"/>
-          <w:lang w:val="ru-RU"/>
-        </w:rPr>
-        <w:t>=</w:t>
-      </w:r>
-      <w:r>
-        <w:rPr>
-          <w:rFonts w:ascii="Courier New" w:eastAsia="Courier New" w:hAnsi="Courier New"/>
-          <w:sz w:val="18"/>
-        </w:rPr>
-        <w:t>x</w:t>
-      </w:r>
-      <w:r>
-        <w:rPr>
-          <w:rFonts w:ascii="Courier New" w:eastAsia="Courier New" w:hAnsi="Courier New"/>
-          <w:sz w:val="18"/>
-          <w:lang w:val="ru-RU"/>
-        </w:rPr>
-        <w:t xml:space="preserve">, </w:t>
-      </w:r>
-      <w:r>
-        <w:rPr>
-          <w:rFonts w:ascii="Courier New" w:eastAsia="Courier New" w:hAnsi="Courier New"/>
-          <w:sz w:val="18"/>
-        </w:rPr>
-        <w:t>sum</w:t>
-      </w:r>
-      <w:r>
-        <w:rPr>
-          <w:rFonts w:ascii="Courier New" w:eastAsia="Courier New" w:hAnsi="Courier New"/>
-          <w:sz w:val="18"/>
-          <w:lang w:val="ru-RU"/>
-        </w:rPr>
-        <w:t>=0;</w:t>
-      </w:r>
-      <w:r>
-        <w:rPr>
-          <w:rFonts w:ascii="Courier New" w:eastAsia="Courier New" w:hAnsi="Courier New"/>
-          <w:sz w:val="18"/>
-          <w:lang w:val="ru-RU"/>
-        </w:rPr>
-        <w:br/>
-      </w:r>
-      <w:r>
-        <w:rPr>
-          <w:rFonts w:ascii="Courier New" w:eastAsia="Courier New" w:hAnsi="Courier New"/>
-          <w:sz w:val="18"/>
-          <w:lang w:val="ru-RU"/>
-        </w:rPr>
-        <w:lastRenderedPageBreak/>
-        <w:t xml:space="preserve">    </w:t>
-      </w:r>
-      <w:r>
-        <w:rPr>
-          <w:rFonts w:ascii="Courier New" w:eastAsia="Courier New" w:hAnsi="Courier New"/>
-          <w:sz w:val="18"/>
-        </w:rPr>
-        <w:t>while</w:t>
-      </w:r>
-      <w:r>
-        <w:rPr>
-          <w:rFonts w:ascii="Courier New" w:eastAsia="Courier New" w:hAnsi="Courier New"/>
-          <w:sz w:val="18"/>
-          <w:lang w:val="ru-RU"/>
-        </w:rPr>
-        <w:t>(</w:t>
-      </w:r>
-      <w:r>
-        <w:rPr>
-          <w:rFonts w:ascii="Courier New" w:eastAsia="Courier New" w:hAnsi="Courier New"/>
-          <w:sz w:val="18"/>
-        </w:rPr>
-        <w:t>x</w:t>
-      </w:r>
-      <w:r>
-        <w:rPr>
-          <w:rFonts w:ascii="Courier New" w:eastAsia="Courier New" w:hAnsi="Courier New"/>
-          <w:sz w:val="18"/>
-          <w:lang w:val="ru-RU"/>
-        </w:rPr>
-        <w:t xml:space="preserve"> != 0){</w:t>
-      </w:r>
-      <w:r>
-        <w:rPr>
-          <w:rFonts w:ascii="Courier New" w:eastAsia="Courier New" w:hAnsi="Courier New"/>
-          <w:sz w:val="18"/>
-          <w:lang w:val="ru-RU"/>
-        </w:rPr>
-        <w:br/>
-        <w:t xml:space="preserve">        </w:t>
-      </w:r>
-      <w:proofErr w:type="spellStart"/>
-      <w:r>
-        <w:rPr>
-          <w:rFonts w:ascii="Courier New" w:eastAsia="Courier New" w:hAnsi="Courier New"/>
-          <w:sz w:val="18"/>
-        </w:rPr>
-        <w:t>cnt</w:t>
-      </w:r>
-      <w:proofErr w:type="spellEnd"/>
-      <w:r>
-        <w:rPr>
-          <w:rFonts w:ascii="Courier New" w:eastAsia="Courier New" w:hAnsi="Courier New"/>
-          <w:sz w:val="18"/>
-          <w:lang w:val="ru-RU"/>
-        </w:rPr>
-        <w:t>++;</w:t>
-      </w:r>
-      <w:r>
-        <w:rPr>
-          <w:rFonts w:ascii="Courier New" w:eastAsia="Courier New" w:hAnsi="Courier New"/>
-          <w:sz w:val="18"/>
-          <w:lang w:val="ru-RU"/>
-        </w:rPr>
-        <w:br/>
-        <w:t xml:space="preserve">        </w:t>
-      </w:r>
-      <w:r>
-        <w:rPr>
-          <w:rFonts w:ascii="Courier New" w:eastAsia="Courier New" w:hAnsi="Courier New"/>
-          <w:sz w:val="18"/>
-        </w:rPr>
-        <w:t>if</w:t>
-      </w:r>
-      <w:r>
-        <w:rPr>
-          <w:rFonts w:ascii="Courier New" w:eastAsia="Courier New" w:hAnsi="Courier New"/>
-          <w:sz w:val="18"/>
-          <w:lang w:val="ru-RU"/>
-        </w:rPr>
-        <w:t xml:space="preserve"> (</w:t>
-      </w:r>
-      <w:r>
-        <w:rPr>
-          <w:rFonts w:ascii="Courier New" w:eastAsia="Courier New" w:hAnsi="Courier New"/>
-          <w:sz w:val="18"/>
-        </w:rPr>
-        <w:t>x</w:t>
-      </w:r>
-      <w:r>
-        <w:rPr>
-          <w:rFonts w:ascii="Courier New" w:eastAsia="Courier New" w:hAnsi="Courier New"/>
-          <w:sz w:val="18"/>
-          <w:lang w:val="ru-RU"/>
-        </w:rPr>
-        <w:t>&lt;</w:t>
-      </w:r>
-      <w:r>
-        <w:rPr>
-          <w:rFonts w:ascii="Courier New" w:eastAsia="Courier New" w:hAnsi="Courier New"/>
-          <w:sz w:val="18"/>
-        </w:rPr>
-        <w:t>min</w:t>
-      </w:r>
-      <w:r>
-        <w:rPr>
-          <w:rFonts w:ascii="Courier New" w:eastAsia="Courier New" w:hAnsi="Courier New"/>
-          <w:sz w:val="18"/>
-          <w:lang w:val="ru-RU"/>
-        </w:rPr>
-        <w:t xml:space="preserve">) </w:t>
-      </w:r>
-      <w:r>
-        <w:rPr>
-          <w:rFonts w:ascii="Courier New" w:eastAsia="Courier New" w:hAnsi="Courier New"/>
-          <w:sz w:val="18"/>
-        </w:rPr>
-        <w:t>min</w:t>
-      </w:r>
-      <w:r>
-        <w:rPr>
-          <w:rFonts w:ascii="Courier New" w:eastAsia="Courier New" w:hAnsi="Courier New"/>
-          <w:sz w:val="18"/>
-          <w:lang w:val="ru-RU"/>
-        </w:rPr>
-        <w:t>=</w:t>
-      </w:r>
-      <w:r>
-        <w:rPr>
-          <w:rFonts w:ascii="Courier New" w:eastAsia="Courier New" w:hAnsi="Courier New"/>
-          <w:sz w:val="18"/>
-        </w:rPr>
-        <w:t>x</w:t>
-      </w:r>
-      <w:r>
-        <w:rPr>
-          <w:rFonts w:ascii="Courier New" w:eastAsia="Courier New" w:hAnsi="Courier New"/>
-          <w:sz w:val="18"/>
-          <w:lang w:val="ru-RU"/>
-        </w:rPr>
-        <w:t>;</w:t>
-      </w:r>
-      <w:r>
-        <w:rPr>
-          <w:rFonts w:ascii="Courier New" w:eastAsia="Courier New" w:hAnsi="Courier New"/>
-          <w:sz w:val="18"/>
-          <w:lang w:val="ru-RU"/>
-        </w:rPr>
-        <w:br/>
-        <w:t xml:space="preserve">        </w:t>
-      </w:r>
-      <w:r>
-        <w:rPr>
-          <w:rFonts w:ascii="Courier New" w:eastAsia="Courier New" w:hAnsi="Courier New"/>
-          <w:sz w:val="18"/>
-        </w:rPr>
-        <w:t>if</w:t>
-      </w:r>
-      <w:r>
-        <w:rPr>
-          <w:rFonts w:ascii="Courier New" w:eastAsia="Courier New" w:hAnsi="Courier New"/>
-          <w:sz w:val="18"/>
-          <w:lang w:val="ru-RU"/>
-        </w:rPr>
-        <w:t xml:space="preserve"> (</w:t>
-      </w:r>
-      <w:r>
-        <w:rPr>
-          <w:rFonts w:ascii="Courier New" w:eastAsia="Courier New" w:hAnsi="Courier New"/>
-          <w:sz w:val="18"/>
-        </w:rPr>
-        <w:t>x</w:t>
-      </w:r>
-      <w:r>
-        <w:rPr>
-          <w:rFonts w:ascii="Courier New" w:eastAsia="Courier New" w:hAnsi="Courier New"/>
-          <w:sz w:val="18"/>
-          <w:lang w:val="ru-RU"/>
-        </w:rPr>
-        <w:t>&gt;</w:t>
-      </w:r>
-      <w:r>
-        <w:rPr>
-          <w:rFonts w:ascii="Courier New" w:eastAsia="Courier New" w:hAnsi="Courier New"/>
-          <w:sz w:val="18"/>
-        </w:rPr>
-        <w:t>max</w:t>
-      </w:r>
-      <w:r>
-        <w:rPr>
-          <w:rFonts w:ascii="Courier New" w:eastAsia="Courier New" w:hAnsi="Courier New"/>
-          <w:sz w:val="18"/>
-          <w:lang w:val="ru-RU"/>
-        </w:rPr>
-        <w:t xml:space="preserve">) </w:t>
-      </w:r>
-      <w:r>
-        <w:rPr>
-          <w:rFonts w:ascii="Courier New" w:eastAsia="Courier New" w:hAnsi="Courier New"/>
-          <w:sz w:val="18"/>
-        </w:rPr>
-        <w:t>max</w:t>
-      </w:r>
-      <w:r>
-        <w:rPr>
-          <w:rFonts w:ascii="Courier New" w:eastAsia="Courier New" w:hAnsi="Courier New"/>
-          <w:sz w:val="18"/>
-          <w:lang w:val="ru-RU"/>
-        </w:rPr>
-        <w:t>=</w:t>
-      </w:r>
-      <w:r>
-        <w:rPr>
-          <w:rFonts w:ascii="Courier New" w:eastAsia="Courier New" w:hAnsi="Courier New"/>
-          <w:sz w:val="18"/>
-        </w:rPr>
-        <w:t>x</w:t>
-      </w:r>
-      <w:r>
-        <w:rPr>
-          <w:rFonts w:ascii="Courier New" w:eastAsia="Courier New" w:hAnsi="Courier New"/>
-          <w:sz w:val="18"/>
-          <w:lang w:val="ru-RU"/>
-        </w:rPr>
-        <w:t>;</w:t>
-      </w:r>
-      <w:r>
-        <w:rPr>
-          <w:rFonts w:ascii="Courier New" w:eastAsia="Courier New" w:hAnsi="Courier New"/>
-          <w:sz w:val="18"/>
-          <w:lang w:val="ru-RU"/>
-        </w:rPr>
-        <w:br/>
-        <w:t xml:space="preserve">        </w:t>
-      </w:r>
-      <w:r>
-        <w:rPr>
-          <w:rFonts w:ascii="Courier New" w:eastAsia="Courier New" w:hAnsi="Courier New"/>
-          <w:sz w:val="18"/>
-        </w:rPr>
-        <w:t>sum</w:t>
-      </w:r>
-      <w:r>
-        <w:rPr>
-          <w:rFonts w:ascii="Courier New" w:eastAsia="Courier New" w:hAnsi="Courier New"/>
-          <w:sz w:val="18"/>
-          <w:lang w:val="ru-RU"/>
-        </w:rPr>
-        <w:t>+=</w:t>
-      </w:r>
-      <w:r>
-        <w:rPr>
-          <w:rFonts w:ascii="Courier New" w:eastAsia="Courier New" w:hAnsi="Courier New"/>
-          <w:sz w:val="18"/>
-        </w:rPr>
-        <w:t>x</w:t>
-      </w:r>
-      <w:r>
-        <w:rPr>
-          <w:rFonts w:ascii="Courier New" w:eastAsia="Courier New" w:hAnsi="Courier New"/>
-          <w:sz w:val="18"/>
-          <w:lang w:val="ru-RU"/>
-        </w:rPr>
-        <w:t>;</w:t>
-      </w:r>
-      <w:r>
-        <w:rPr>
-          <w:rFonts w:ascii="Courier New" w:eastAsia="Courier New" w:hAnsi="Courier New"/>
-          <w:sz w:val="18"/>
-          <w:lang w:val="ru-RU"/>
-        </w:rPr>
-        <w:br/>
-        <w:t xml:space="preserve">        </w:t>
-      </w:r>
-      <w:r>
-        <w:rPr>
-          <w:rFonts w:ascii="Courier New" w:eastAsia="Courier New" w:hAnsi="Courier New"/>
-          <w:sz w:val="18"/>
-        </w:rPr>
-        <w:t>if</w:t>
-      </w:r>
-      <w:r>
-        <w:rPr>
-          <w:rFonts w:ascii="Courier New" w:eastAsia="Courier New" w:hAnsi="Courier New"/>
-          <w:sz w:val="18"/>
-          <w:lang w:val="ru-RU"/>
-        </w:rPr>
-        <w:t xml:space="preserve"> (</w:t>
-      </w:r>
-      <w:r>
-        <w:rPr>
-          <w:rFonts w:ascii="Courier New" w:eastAsia="Courier New" w:hAnsi="Courier New"/>
-          <w:sz w:val="18"/>
-        </w:rPr>
-        <w:t>x</w:t>
-      </w:r>
-      <w:r>
-        <w:rPr>
-          <w:rFonts w:ascii="Courier New" w:eastAsia="Courier New" w:hAnsi="Courier New"/>
-          <w:sz w:val="18"/>
-          <w:lang w:val="ru-RU"/>
-        </w:rPr>
-        <w:t xml:space="preserve">&gt;0 &amp;&amp; </w:t>
-      </w:r>
-      <w:r>
-        <w:rPr>
-          <w:rFonts w:ascii="Courier New" w:eastAsia="Courier New" w:hAnsi="Courier New"/>
-          <w:sz w:val="18"/>
-        </w:rPr>
-        <w:t>x</w:t>
-      </w:r>
-      <w:r>
-        <w:rPr>
-          <w:rFonts w:ascii="Courier New" w:eastAsia="Courier New" w:hAnsi="Courier New"/>
-          <w:sz w:val="18"/>
-          <w:lang w:val="ru-RU"/>
-        </w:rPr>
-        <w:t xml:space="preserve">%5==0) </w:t>
-      </w:r>
-      <w:proofErr w:type="spellStart"/>
-      <w:r>
-        <w:rPr>
-          <w:rFonts w:ascii="Courier New" w:eastAsia="Courier New" w:hAnsi="Courier New"/>
-          <w:sz w:val="18"/>
-        </w:rPr>
-        <w:t>cnt</w:t>
-      </w:r>
-      <w:proofErr w:type="spellEnd"/>
-      <w:r>
-        <w:rPr>
-          <w:rFonts w:ascii="Courier New" w:eastAsia="Courier New" w:hAnsi="Courier New"/>
-          <w:sz w:val="18"/>
-          <w:lang w:val="ru-RU"/>
-        </w:rPr>
-        <w:t>5++;</w:t>
-      </w:r>
-      <w:r>
-        <w:rPr>
-          <w:rFonts w:ascii="Courier New" w:eastAsia="Courier New" w:hAnsi="Courier New"/>
-          <w:sz w:val="18"/>
-          <w:lang w:val="ru-RU"/>
-        </w:rPr>
-        <w:br/>
-        <w:t xml:space="preserve">        </w:t>
-      </w:r>
-      <w:r>
-        <w:rPr>
-          <w:rFonts w:ascii="Courier New" w:eastAsia="Courier New" w:hAnsi="Courier New"/>
-          <w:sz w:val="18"/>
-        </w:rPr>
-        <w:t>if</w:t>
-      </w:r>
-      <w:r>
-        <w:rPr>
-          <w:rFonts w:ascii="Courier New" w:eastAsia="Courier New" w:hAnsi="Courier New"/>
-          <w:sz w:val="18"/>
-          <w:lang w:val="ru-RU"/>
-        </w:rPr>
-        <w:t xml:space="preserve"> (</w:t>
-      </w:r>
-      <w:r>
-        <w:rPr>
-          <w:rFonts w:ascii="Courier New" w:eastAsia="Courier New" w:hAnsi="Courier New"/>
-          <w:sz w:val="18"/>
-        </w:rPr>
-        <w:t>x</w:t>
-      </w:r>
-      <w:r>
-        <w:rPr>
-          <w:rFonts w:ascii="Courier New" w:eastAsia="Courier New" w:hAnsi="Courier New"/>
-          <w:sz w:val="18"/>
-          <w:lang w:val="ru-RU"/>
-        </w:rPr>
-        <w:t>&gt;0 &amp;&amp; (</w:t>
-      </w:r>
-      <w:r>
-        <w:rPr>
-          <w:rFonts w:ascii="Courier New" w:eastAsia="Courier New" w:hAnsi="Courier New"/>
-          <w:sz w:val="18"/>
-        </w:rPr>
-        <w:t>x</w:t>
-      </w:r>
-      <w:r>
-        <w:rPr>
-          <w:rFonts w:ascii="Courier New" w:eastAsia="Courier New" w:hAnsi="Courier New"/>
-          <w:sz w:val="18"/>
-          <w:lang w:val="ru-RU"/>
-        </w:rPr>
-        <w:t xml:space="preserve"> &amp; (</w:t>
-      </w:r>
-      <w:r>
-        <w:rPr>
-          <w:rFonts w:ascii="Courier New" w:eastAsia="Courier New" w:hAnsi="Courier New"/>
-          <w:sz w:val="18"/>
-        </w:rPr>
-        <w:t>x</w:t>
-      </w:r>
-      <w:r>
-        <w:rPr>
-          <w:rFonts w:ascii="Courier New" w:eastAsia="Courier New" w:hAnsi="Courier New"/>
-          <w:sz w:val="18"/>
-          <w:lang w:val="ru-RU"/>
-        </w:rPr>
-        <w:t xml:space="preserve">-1))==0) </w:t>
-      </w:r>
-      <w:proofErr w:type="spellStart"/>
-      <w:r>
-        <w:rPr>
-          <w:rFonts w:ascii="Courier New" w:eastAsia="Courier New" w:hAnsi="Courier New"/>
-          <w:sz w:val="18"/>
-        </w:rPr>
-        <w:t>cnt</w:t>
-      </w:r>
-      <w:proofErr w:type="spellEnd"/>
-      <w:r>
-        <w:rPr>
-          <w:rFonts w:ascii="Courier New" w:eastAsia="Courier New" w:hAnsi="Courier New"/>
-          <w:sz w:val="18"/>
-          <w:lang w:val="ru-RU"/>
-        </w:rPr>
-        <w:t>2++;</w:t>
-      </w:r>
-      <w:r>
-        <w:rPr>
-          <w:rFonts w:ascii="Courier New" w:eastAsia="Courier New" w:hAnsi="Courier New"/>
-          <w:sz w:val="18"/>
-          <w:lang w:val="ru-RU"/>
-        </w:rPr>
-        <w:br/>
-        <w:t xml:space="preserve">        </w:t>
-      </w:r>
-      <w:r>
-        <w:rPr>
-          <w:rFonts w:ascii="Courier New" w:eastAsia="Courier New" w:hAnsi="Courier New"/>
-          <w:sz w:val="18"/>
-        </w:rPr>
-        <w:t>if</w:t>
-      </w:r>
-      <w:r>
-        <w:rPr>
-          <w:rFonts w:ascii="Courier New" w:eastAsia="Courier New" w:hAnsi="Courier New"/>
-          <w:sz w:val="18"/>
-          <w:lang w:val="ru-RU"/>
-        </w:rPr>
-        <w:t xml:space="preserve"> (</w:t>
-      </w:r>
-      <w:proofErr w:type="spellStart"/>
-      <w:r>
-        <w:rPr>
-          <w:rFonts w:ascii="Courier New" w:eastAsia="Courier New" w:hAnsi="Courier New"/>
-          <w:sz w:val="18"/>
-        </w:rPr>
-        <w:t>cnt</w:t>
-      </w:r>
-      <w:proofErr w:type="spellEnd"/>
-      <w:r>
-        <w:rPr>
-          <w:rFonts w:ascii="Courier New" w:eastAsia="Courier New" w:hAnsi="Courier New"/>
-          <w:sz w:val="18"/>
-          <w:lang w:val="ru-RU"/>
-        </w:rPr>
-        <w:t>&lt;3){</w:t>
-      </w:r>
-      <w:r>
-        <w:rPr>
-          <w:rFonts w:ascii="Courier New" w:eastAsia="Courier New" w:hAnsi="Courier New"/>
-          <w:sz w:val="18"/>
-          <w:lang w:val="ru-RU"/>
-        </w:rPr>
-        <w:br/>
-        <w:t xml:space="preserve">            </w:t>
-      </w:r>
-      <w:r>
-        <w:rPr>
-          <w:rFonts w:ascii="Courier New" w:eastAsia="Courier New" w:hAnsi="Courier New"/>
-          <w:sz w:val="18"/>
-        </w:rPr>
-        <w:t>if</w:t>
-      </w:r>
-      <w:r>
-        <w:rPr>
-          <w:rFonts w:ascii="Courier New" w:eastAsia="Courier New" w:hAnsi="Courier New"/>
-          <w:sz w:val="18"/>
-          <w:lang w:val="ru-RU"/>
-        </w:rPr>
-        <w:t xml:space="preserve"> (</w:t>
-      </w:r>
-      <w:proofErr w:type="spellStart"/>
-      <w:r>
-        <w:rPr>
-          <w:rFonts w:ascii="Courier New" w:eastAsia="Courier New" w:hAnsi="Courier New"/>
-          <w:sz w:val="18"/>
-        </w:rPr>
-        <w:t>cnt</w:t>
-      </w:r>
-      <w:proofErr w:type="spellEnd"/>
-      <w:r>
-        <w:rPr>
-          <w:rFonts w:ascii="Courier New" w:eastAsia="Courier New" w:hAnsi="Courier New"/>
-          <w:sz w:val="18"/>
-          <w:lang w:val="ru-RU"/>
-        </w:rPr>
-        <w:t xml:space="preserve">==1) </w:t>
-      </w:r>
-      <w:proofErr w:type="spellStart"/>
-      <w:r>
-        <w:rPr>
-          <w:rFonts w:ascii="Courier New" w:eastAsia="Courier New" w:hAnsi="Courier New"/>
-          <w:sz w:val="18"/>
-        </w:rPr>
-        <w:t>tmp</w:t>
-      </w:r>
-      <w:proofErr w:type="spellEnd"/>
-      <w:r>
-        <w:rPr>
-          <w:rFonts w:ascii="Courier New" w:eastAsia="Courier New" w:hAnsi="Courier New"/>
-          <w:sz w:val="18"/>
-          <w:lang w:val="ru-RU"/>
-        </w:rPr>
-        <w:t>1=</w:t>
-      </w:r>
-      <w:r>
-        <w:rPr>
-          <w:rFonts w:ascii="Courier New" w:eastAsia="Courier New" w:hAnsi="Courier New"/>
-          <w:sz w:val="18"/>
-        </w:rPr>
-        <w:t>x</w:t>
-      </w:r>
-      <w:r>
-        <w:rPr>
-          <w:rFonts w:ascii="Courier New" w:eastAsia="Courier New" w:hAnsi="Courier New"/>
-          <w:sz w:val="18"/>
-          <w:lang w:val="ru-RU"/>
-        </w:rPr>
-        <w:t>;</w:t>
-      </w:r>
-      <w:r>
-        <w:rPr>
-          <w:rFonts w:ascii="Courier New" w:eastAsia="Courier New" w:hAnsi="Courier New"/>
-          <w:sz w:val="18"/>
-          <w:lang w:val="ru-RU"/>
-        </w:rPr>
-        <w:br/>
-        <w:t xml:space="preserve">            </w:t>
-      </w:r>
-      <w:r>
-        <w:rPr>
-          <w:rFonts w:ascii="Courier New" w:eastAsia="Courier New" w:hAnsi="Courier New"/>
-          <w:sz w:val="18"/>
-        </w:rPr>
-        <w:t>else</w:t>
-      </w:r>
-      <w:r>
-        <w:rPr>
-          <w:rFonts w:ascii="Courier New" w:eastAsia="Courier New" w:hAnsi="Courier New"/>
-          <w:sz w:val="18"/>
-          <w:lang w:val="ru-RU"/>
-        </w:rPr>
-        <w:t xml:space="preserve"> </w:t>
-      </w:r>
-      <w:proofErr w:type="spellStart"/>
-      <w:r>
-        <w:rPr>
-          <w:rFonts w:ascii="Courier New" w:eastAsia="Courier New" w:hAnsi="Courier New"/>
-          <w:sz w:val="18"/>
-        </w:rPr>
-        <w:t>tmp</w:t>
-      </w:r>
-      <w:proofErr w:type="spellEnd"/>
-      <w:r>
-        <w:rPr>
-          <w:rFonts w:ascii="Courier New" w:eastAsia="Courier New" w:hAnsi="Courier New"/>
-          <w:sz w:val="18"/>
-          <w:lang w:val="ru-RU"/>
-        </w:rPr>
-        <w:t>2=</w:t>
-      </w:r>
-      <w:r>
-        <w:rPr>
-          <w:rFonts w:ascii="Courier New" w:eastAsia="Courier New" w:hAnsi="Courier New"/>
-          <w:sz w:val="18"/>
-        </w:rPr>
-        <w:t>x</w:t>
-      </w:r>
-      <w:r>
-        <w:rPr>
-          <w:rFonts w:ascii="Courier New" w:eastAsia="Courier New" w:hAnsi="Courier New"/>
-          <w:sz w:val="18"/>
-          <w:lang w:val="ru-RU"/>
-        </w:rPr>
-        <w:t>;</w:t>
-      </w:r>
-      <w:r>
-        <w:rPr>
-          <w:rFonts w:ascii="Courier New" w:eastAsia="Courier New" w:hAnsi="Courier New"/>
-          <w:sz w:val="18"/>
-          <w:lang w:val="ru-RU"/>
-        </w:rPr>
-        <w:br/>
-        <w:t xml:space="preserve">        } </w:t>
-      </w:r>
-      <w:r>
-        <w:rPr>
-          <w:rFonts w:ascii="Courier New" w:eastAsia="Courier New" w:hAnsi="Courier New"/>
-          <w:sz w:val="18"/>
-        </w:rPr>
-        <w:t>else</w:t>
-      </w:r>
-      <w:r>
-        <w:rPr>
-          <w:rFonts w:ascii="Courier New" w:eastAsia="Courier New" w:hAnsi="Courier New"/>
-          <w:sz w:val="18"/>
-          <w:lang w:val="ru-RU"/>
-        </w:rPr>
-        <w:t xml:space="preserve"> {</w:t>
-      </w:r>
-      <w:r>
-        <w:rPr>
-          <w:rFonts w:ascii="Courier New" w:eastAsia="Courier New" w:hAnsi="Courier New"/>
-          <w:sz w:val="18"/>
-          <w:lang w:val="ru-RU"/>
-        </w:rPr>
-        <w:br/>
-        <w:t xml:space="preserve">            </w:t>
-      </w:r>
-      <w:r>
-        <w:rPr>
-          <w:rFonts w:ascii="Courier New" w:eastAsia="Courier New" w:hAnsi="Courier New"/>
-          <w:sz w:val="18"/>
-        </w:rPr>
-        <w:t>if</w:t>
-      </w:r>
-      <w:r>
-        <w:rPr>
-          <w:rFonts w:ascii="Courier New" w:eastAsia="Courier New" w:hAnsi="Courier New"/>
-          <w:sz w:val="18"/>
-          <w:lang w:val="ru-RU"/>
-        </w:rPr>
-        <w:t xml:space="preserve"> (</w:t>
-      </w:r>
-      <w:proofErr w:type="spellStart"/>
-      <w:r>
-        <w:rPr>
-          <w:rFonts w:ascii="Courier New" w:eastAsia="Courier New" w:hAnsi="Courier New"/>
-          <w:sz w:val="18"/>
-        </w:rPr>
-        <w:t>tmp</w:t>
-      </w:r>
-      <w:proofErr w:type="spellEnd"/>
-      <w:r>
-        <w:rPr>
-          <w:rFonts w:ascii="Courier New" w:eastAsia="Courier New" w:hAnsi="Courier New"/>
-          <w:sz w:val="18"/>
-          <w:lang w:val="ru-RU"/>
-        </w:rPr>
-        <w:t>1+</w:t>
-      </w:r>
-      <w:proofErr w:type="spellStart"/>
-      <w:r>
-        <w:rPr>
-          <w:rFonts w:ascii="Courier New" w:eastAsia="Courier New" w:hAnsi="Courier New"/>
-          <w:sz w:val="18"/>
-        </w:rPr>
-        <w:t>tmp</w:t>
-      </w:r>
-      <w:proofErr w:type="spellEnd"/>
-      <w:r>
-        <w:rPr>
-          <w:rFonts w:ascii="Courier New" w:eastAsia="Courier New" w:hAnsi="Courier New"/>
-          <w:sz w:val="18"/>
-          <w:lang w:val="ru-RU"/>
-        </w:rPr>
-        <w:t>2&lt;</w:t>
-      </w:r>
-      <w:r>
-        <w:rPr>
-          <w:rFonts w:ascii="Courier New" w:eastAsia="Courier New" w:hAnsi="Courier New"/>
-          <w:sz w:val="18"/>
-        </w:rPr>
-        <w:t>x</w:t>
-      </w:r>
-      <w:r>
-        <w:rPr>
-          <w:rFonts w:ascii="Courier New" w:eastAsia="Courier New" w:hAnsi="Courier New"/>
-          <w:sz w:val="18"/>
-          <w:lang w:val="ru-RU"/>
-        </w:rPr>
-        <w:t xml:space="preserve">) </w:t>
-      </w:r>
-      <w:proofErr w:type="spellStart"/>
-      <w:r>
-        <w:rPr>
-          <w:rFonts w:ascii="Courier New" w:eastAsia="Courier New" w:hAnsi="Courier New"/>
-          <w:sz w:val="18"/>
-        </w:rPr>
-        <w:t>cntd</w:t>
-      </w:r>
-      <w:proofErr w:type="spellEnd"/>
-      <w:r>
-        <w:rPr>
-          <w:rFonts w:ascii="Courier New" w:eastAsia="Courier New" w:hAnsi="Courier New"/>
-          <w:sz w:val="18"/>
-          <w:lang w:val="ru-RU"/>
-        </w:rPr>
-        <w:t>++;</w:t>
-      </w:r>
-      <w:r>
-        <w:rPr>
-          <w:rFonts w:ascii="Courier New" w:eastAsia="Courier New" w:hAnsi="Courier New"/>
-          <w:sz w:val="18"/>
-          <w:lang w:val="ru-RU"/>
-        </w:rPr>
-        <w:br/>
-        <w:t xml:space="preserve">            </w:t>
-      </w:r>
-      <w:proofErr w:type="spellStart"/>
-      <w:r>
-        <w:rPr>
-          <w:rFonts w:ascii="Courier New" w:eastAsia="Courier New" w:hAnsi="Courier New"/>
-          <w:sz w:val="18"/>
-        </w:rPr>
-        <w:t>tmp</w:t>
-      </w:r>
-      <w:proofErr w:type="spellEnd"/>
-      <w:r>
-        <w:rPr>
-          <w:rFonts w:ascii="Courier New" w:eastAsia="Courier New" w:hAnsi="Courier New"/>
-          <w:sz w:val="18"/>
-          <w:lang w:val="ru-RU"/>
-        </w:rPr>
-        <w:t>1=</w:t>
-      </w:r>
-      <w:proofErr w:type="spellStart"/>
-      <w:r>
-        <w:rPr>
-          <w:rFonts w:ascii="Courier New" w:eastAsia="Courier New" w:hAnsi="Courier New"/>
-          <w:sz w:val="18"/>
-        </w:rPr>
-        <w:t>tmp</w:t>
-      </w:r>
-      <w:proofErr w:type="spellEnd"/>
-      <w:r>
-        <w:rPr>
-          <w:rFonts w:ascii="Courier New" w:eastAsia="Courier New" w:hAnsi="Courier New"/>
-          <w:sz w:val="18"/>
-          <w:lang w:val="ru-RU"/>
-        </w:rPr>
-        <w:t>2;</w:t>
-      </w:r>
-      <w:r>
-        <w:rPr>
-          <w:rFonts w:ascii="Courier New" w:eastAsia="Courier New" w:hAnsi="Courier New"/>
-          <w:sz w:val="18"/>
-          <w:lang w:val="ru-RU"/>
-        </w:rPr>
-        <w:br/>
-        <w:t xml:space="preserve">            </w:t>
-      </w:r>
-      <w:proofErr w:type="spellStart"/>
-      <w:r>
-        <w:rPr>
-          <w:rFonts w:ascii="Courier New" w:eastAsia="Courier New" w:hAnsi="Courier New"/>
-          <w:sz w:val="18"/>
-        </w:rPr>
-        <w:t>tmp</w:t>
-      </w:r>
-      <w:proofErr w:type="spellEnd"/>
-      <w:r>
-        <w:rPr>
-          <w:rFonts w:ascii="Courier New" w:eastAsia="Courier New" w:hAnsi="Courier New"/>
-          <w:sz w:val="18"/>
-          <w:lang w:val="ru-RU"/>
-        </w:rPr>
-        <w:t>2=</w:t>
-      </w:r>
-      <w:r>
-        <w:rPr>
-          <w:rFonts w:ascii="Courier New" w:eastAsia="Courier New" w:hAnsi="Courier New"/>
-          <w:sz w:val="18"/>
-        </w:rPr>
-        <w:t>x</w:t>
-      </w:r>
-      <w:r>
-        <w:rPr>
-          <w:rFonts w:ascii="Courier New" w:eastAsia="Courier New" w:hAnsi="Courier New"/>
-          <w:sz w:val="18"/>
-          <w:lang w:val="ru-RU"/>
-        </w:rPr>
-        <w:t>;</w:t>
-      </w:r>
-      <w:r>
-        <w:rPr>
-          <w:rFonts w:ascii="Courier New" w:eastAsia="Courier New" w:hAnsi="Courier New"/>
-          <w:sz w:val="18"/>
-          <w:lang w:val="ru-RU"/>
-        </w:rPr>
-        <w:br/>
-        <w:t xml:space="preserve">        }</w:t>
-      </w:r>
-      <w:r>
-        <w:rPr>
-          <w:rFonts w:ascii="Courier New" w:eastAsia="Courier New" w:hAnsi="Courier New"/>
-          <w:sz w:val="18"/>
-          <w:lang w:val="ru-RU"/>
-        </w:rPr>
-        <w:br/>
-        <w:t xml:space="preserve">        </w:t>
-      </w:r>
-      <w:r>
-        <w:rPr>
-          <w:rFonts w:ascii="Courier New" w:eastAsia="Courier New" w:hAnsi="Courier New"/>
-          <w:sz w:val="18"/>
-        </w:rPr>
-        <w:t>std</w:t>
-      </w:r>
-      <w:r>
-        <w:rPr>
-          <w:rFonts w:ascii="Courier New" w:eastAsia="Courier New" w:hAnsi="Courier New"/>
-          <w:sz w:val="18"/>
-          <w:lang w:val="ru-RU"/>
-        </w:rPr>
-        <w:t>::</w:t>
-      </w:r>
-      <w:proofErr w:type="spellStart"/>
-      <w:r>
-        <w:rPr>
-          <w:rFonts w:ascii="Courier New" w:eastAsia="Courier New" w:hAnsi="Courier New"/>
-          <w:sz w:val="18"/>
-        </w:rPr>
-        <w:t>cin</w:t>
-      </w:r>
-      <w:proofErr w:type="spellEnd"/>
-      <w:r>
-        <w:rPr>
-          <w:rFonts w:ascii="Courier New" w:eastAsia="Courier New" w:hAnsi="Courier New"/>
-          <w:sz w:val="18"/>
-          <w:lang w:val="ru-RU"/>
-        </w:rPr>
-        <w:t>&gt;&gt;</w:t>
-      </w:r>
-      <w:r>
-        <w:rPr>
-          <w:rFonts w:ascii="Courier New" w:eastAsia="Courier New" w:hAnsi="Courier New"/>
-          <w:sz w:val="18"/>
-        </w:rPr>
-        <w:t>x</w:t>
-      </w:r>
-      <w:r>
-        <w:rPr>
-          <w:rFonts w:ascii="Courier New" w:eastAsia="Courier New" w:hAnsi="Courier New"/>
-          <w:sz w:val="18"/>
-          <w:lang w:val="ru-RU"/>
-        </w:rPr>
-        <w:t>;</w:t>
-      </w:r>
-      <w:r>
-        <w:rPr>
-          <w:rFonts w:ascii="Courier New" w:eastAsia="Courier New" w:hAnsi="Courier New"/>
-          <w:sz w:val="18"/>
-          <w:lang w:val="ru-RU"/>
-        </w:rPr>
-        <w:br/>
-        <w:t xml:space="preserve">    }</w:t>
-      </w:r>
-      <w:r>
-        <w:rPr>
-          <w:rFonts w:ascii="Courier New" w:eastAsia="Courier New" w:hAnsi="Courier New"/>
-          <w:sz w:val="18"/>
-          <w:lang w:val="ru-RU"/>
-        </w:rPr>
-        <w:br/>
-        <w:t xml:space="preserve">    </w:t>
-      </w:r>
-      <w:r>
-        <w:rPr>
-          <w:rFonts w:ascii="Courier New" w:eastAsia="Courier New" w:hAnsi="Courier New"/>
-          <w:sz w:val="18"/>
-        </w:rPr>
-        <w:t>int</w:t>
-      </w:r>
-      <w:r>
-        <w:rPr>
-          <w:rFonts w:ascii="Courier New" w:eastAsia="Courier New" w:hAnsi="Courier New"/>
-          <w:sz w:val="18"/>
-          <w:lang w:val="ru-RU"/>
-        </w:rPr>
-        <w:t xml:space="preserve"> </w:t>
-      </w:r>
-      <w:proofErr w:type="spellStart"/>
-      <w:r>
-        <w:rPr>
-          <w:rFonts w:ascii="Courier New" w:eastAsia="Courier New" w:hAnsi="Courier New"/>
-          <w:sz w:val="18"/>
-        </w:rPr>
-        <w:t>ans</w:t>
-      </w:r>
-      <w:proofErr w:type="spellEnd"/>
-      <w:r>
-        <w:rPr>
-          <w:rFonts w:ascii="Courier New" w:eastAsia="Courier New" w:hAnsi="Courier New"/>
-          <w:sz w:val="18"/>
-          <w:lang w:val="ru-RU"/>
-        </w:rPr>
-        <w:t>=0;</w:t>
-      </w:r>
-      <w:r>
-        <w:rPr>
-          <w:rFonts w:ascii="Courier New" w:eastAsia="Courier New" w:hAnsi="Courier New"/>
-          <w:sz w:val="18"/>
-          <w:lang w:val="ru-RU"/>
-        </w:rPr>
-        <w:br/>
-        <w:t xml:space="preserve">    </w:t>
-      </w:r>
-      <w:r>
-        <w:rPr>
-          <w:rFonts w:ascii="Courier New" w:eastAsia="Courier New" w:hAnsi="Courier New"/>
-          <w:sz w:val="18"/>
-        </w:rPr>
-        <w:t>if</w:t>
-      </w:r>
-      <w:r>
-        <w:rPr>
-          <w:rFonts w:ascii="Courier New" w:eastAsia="Courier New" w:hAnsi="Courier New"/>
-          <w:sz w:val="18"/>
-          <w:lang w:val="ru-RU"/>
-        </w:rPr>
-        <w:t xml:space="preserve"> (</w:t>
-      </w:r>
-      <w:proofErr w:type="spellStart"/>
-      <w:r>
-        <w:rPr>
-          <w:rFonts w:ascii="Courier New" w:eastAsia="Courier New" w:hAnsi="Courier New"/>
-          <w:sz w:val="18"/>
-        </w:rPr>
-        <w:t>cnt</w:t>
-      </w:r>
-      <w:proofErr w:type="spellEnd"/>
-      <w:r>
-        <w:rPr>
-          <w:rFonts w:ascii="Courier New" w:eastAsia="Courier New" w:hAnsi="Courier New"/>
-          <w:sz w:val="18"/>
-          <w:lang w:val="ru-RU"/>
-        </w:rPr>
-        <w:t xml:space="preserve">!=0) </w:t>
-      </w:r>
-      <w:proofErr w:type="spellStart"/>
-      <w:r>
-        <w:rPr>
-          <w:rFonts w:ascii="Courier New" w:eastAsia="Courier New" w:hAnsi="Courier New"/>
-          <w:sz w:val="18"/>
-        </w:rPr>
-        <w:t>ans</w:t>
-      </w:r>
-      <w:proofErr w:type="spellEnd"/>
-      <w:r>
-        <w:rPr>
-          <w:rFonts w:ascii="Courier New" w:eastAsia="Courier New" w:hAnsi="Courier New"/>
-          <w:sz w:val="18"/>
-          <w:lang w:val="ru-RU"/>
-        </w:rPr>
-        <w:t>=</w:t>
-      </w:r>
-      <w:r>
-        <w:rPr>
-          <w:rFonts w:ascii="Courier New" w:eastAsia="Courier New" w:hAnsi="Courier New"/>
-          <w:sz w:val="18"/>
-        </w:rPr>
-        <w:t>sum</w:t>
-      </w:r>
-      <w:r>
-        <w:rPr>
-          <w:rFonts w:ascii="Courier New" w:eastAsia="Courier New" w:hAnsi="Courier New"/>
-          <w:sz w:val="18"/>
-          <w:lang w:val="ru-RU"/>
-        </w:rPr>
-        <w:t>/</w:t>
-      </w:r>
-      <w:proofErr w:type="spellStart"/>
-      <w:r>
-        <w:rPr>
-          <w:rFonts w:ascii="Courier New" w:eastAsia="Courier New" w:hAnsi="Courier New"/>
-          <w:sz w:val="18"/>
-        </w:rPr>
-        <w:t>cnt</w:t>
-      </w:r>
-      <w:proofErr w:type="spellEnd"/>
-      <w:r>
-        <w:rPr>
-          <w:rFonts w:ascii="Courier New" w:eastAsia="Courier New" w:hAnsi="Courier New"/>
-          <w:sz w:val="18"/>
-          <w:lang w:val="ru-RU"/>
-        </w:rPr>
-        <w:t>;</w:t>
-      </w:r>
-      <w:r>
-        <w:rPr>
-          <w:rFonts w:ascii="Courier New" w:eastAsia="Courier New" w:hAnsi="Courier New"/>
-          <w:sz w:val="18"/>
-          <w:lang w:val="ru-RU"/>
-        </w:rPr>
-        <w:br/>
-        <w:t xml:space="preserve">    </w:t>
-      </w:r>
-      <w:proofErr w:type="spellStart"/>
-      <w:r>
-        <w:rPr>
-          <w:rFonts w:ascii="Courier New" w:eastAsia="Courier New" w:hAnsi="Courier New"/>
-          <w:sz w:val="18"/>
-        </w:rPr>
-        <w:t>printf</w:t>
-      </w:r>
-      <w:proofErr w:type="spellEnd"/>
-      <w:r>
-        <w:rPr>
-          <w:rFonts w:ascii="Courier New" w:eastAsia="Courier New" w:hAnsi="Courier New"/>
-          <w:sz w:val="18"/>
-          <w:lang w:val="ru-RU"/>
-        </w:rPr>
-        <w:t>("</w:t>
-      </w:r>
-      <w:r>
-        <w:rPr>
-          <w:rFonts w:ascii="Courier New" w:eastAsia="Courier New" w:hAnsi="Courier New"/>
-          <w:sz w:val="18"/>
-        </w:rPr>
-        <w:t>a</w:t>
-      </w:r>
-      <w:r>
-        <w:rPr>
-          <w:rFonts w:ascii="Courier New" w:eastAsia="Courier New" w:hAnsi="Courier New"/>
-          <w:sz w:val="18"/>
-          <w:lang w:val="ru-RU"/>
-        </w:rPr>
-        <w:t>) %</w:t>
-      </w:r>
-      <w:r>
-        <w:rPr>
-          <w:rFonts w:ascii="Courier New" w:eastAsia="Courier New" w:hAnsi="Courier New"/>
-          <w:sz w:val="18"/>
-        </w:rPr>
-        <w:t>d</w:t>
-      </w:r>
-      <w:r>
-        <w:rPr>
-          <w:rFonts w:ascii="Courier New" w:eastAsia="Courier New" w:hAnsi="Courier New"/>
-          <w:sz w:val="18"/>
-          <w:lang w:val="ru-RU"/>
-        </w:rPr>
-        <w:t xml:space="preserve"> </w:t>
-      </w:r>
-      <w:r>
-        <w:rPr>
-          <w:rFonts w:ascii="Courier New" w:eastAsia="Courier New" w:hAnsi="Courier New"/>
-          <w:sz w:val="18"/>
-        </w:rPr>
-        <w:t>b</w:t>
-      </w:r>
-      <w:r>
-        <w:rPr>
-          <w:rFonts w:ascii="Courier New" w:eastAsia="Courier New" w:hAnsi="Courier New"/>
-          <w:sz w:val="18"/>
-          <w:lang w:val="ru-RU"/>
-        </w:rPr>
-        <w:t>) %</w:t>
-      </w:r>
-      <w:r>
-        <w:rPr>
-          <w:rFonts w:ascii="Courier New" w:eastAsia="Courier New" w:hAnsi="Courier New"/>
-          <w:sz w:val="18"/>
-        </w:rPr>
-        <w:t>d</w:t>
-      </w:r>
-      <w:r>
-        <w:rPr>
-          <w:rFonts w:ascii="Courier New" w:eastAsia="Courier New" w:hAnsi="Courier New"/>
-          <w:sz w:val="18"/>
-          <w:lang w:val="ru-RU"/>
-        </w:rPr>
-        <w:t xml:space="preserve"> </w:t>
-      </w:r>
-      <w:r>
-        <w:rPr>
-          <w:rFonts w:ascii="Courier New" w:eastAsia="Courier New" w:hAnsi="Courier New"/>
-          <w:sz w:val="18"/>
-        </w:rPr>
-        <w:t>c</w:t>
-      </w:r>
-      <w:r>
-        <w:rPr>
-          <w:rFonts w:ascii="Courier New" w:eastAsia="Courier New" w:hAnsi="Courier New"/>
-          <w:sz w:val="18"/>
-          <w:lang w:val="ru-RU"/>
-        </w:rPr>
-        <w:t>) %</w:t>
-      </w:r>
-      <w:r>
-        <w:rPr>
-          <w:rFonts w:ascii="Courier New" w:eastAsia="Courier New" w:hAnsi="Courier New"/>
-          <w:sz w:val="18"/>
-        </w:rPr>
-        <w:t>d</w:t>
-      </w:r>
-      <w:r>
-        <w:rPr>
-          <w:rFonts w:ascii="Courier New" w:eastAsia="Courier New" w:hAnsi="Courier New"/>
-          <w:sz w:val="18"/>
-          <w:lang w:val="ru-RU"/>
-        </w:rPr>
-        <w:t xml:space="preserve"> </w:t>
-      </w:r>
-      <w:proofErr w:type="spellStart"/>
-      <w:r>
-        <w:rPr>
-          <w:rFonts w:ascii="Courier New" w:eastAsia="Courier New" w:hAnsi="Courier New"/>
-          <w:sz w:val="18"/>
-        </w:rPr>
-        <w:t>d</w:t>
-      </w:r>
-      <w:proofErr w:type="spellEnd"/>
-      <w:r>
-        <w:rPr>
-          <w:rFonts w:ascii="Courier New" w:eastAsia="Courier New" w:hAnsi="Courier New"/>
-          <w:sz w:val="18"/>
-          <w:lang w:val="ru-RU"/>
-        </w:rPr>
-        <w:t>) %</w:t>
-      </w:r>
-      <w:r>
-        <w:rPr>
-          <w:rFonts w:ascii="Courier New" w:eastAsia="Courier New" w:hAnsi="Courier New"/>
-          <w:sz w:val="18"/>
-        </w:rPr>
-        <w:t>d</w:t>
-      </w:r>
-      <w:r>
-        <w:rPr>
-          <w:rFonts w:ascii="Courier New" w:eastAsia="Courier New" w:hAnsi="Courier New"/>
-          <w:sz w:val="18"/>
-          <w:lang w:val="ru-RU"/>
-        </w:rPr>
-        <w:t xml:space="preserve"> </w:t>
-      </w:r>
-      <w:r>
-        <w:rPr>
-          <w:rFonts w:ascii="Courier New" w:eastAsia="Courier New" w:hAnsi="Courier New"/>
-          <w:sz w:val="18"/>
-        </w:rPr>
-        <w:t>a</w:t>
-      </w:r>
-      <w:r>
-        <w:rPr>
-          <w:rFonts w:ascii="Courier New" w:eastAsia="Courier New" w:hAnsi="Courier New"/>
-          <w:sz w:val="18"/>
-          <w:lang w:val="ru-RU"/>
-        </w:rPr>
-        <w:t>) %</w:t>
-      </w:r>
-      <w:r>
-        <w:rPr>
-          <w:rFonts w:ascii="Courier New" w:eastAsia="Courier New" w:hAnsi="Courier New"/>
-          <w:sz w:val="18"/>
-        </w:rPr>
-        <w:t>d</w:t>
-      </w:r>
-      <w:r>
-        <w:rPr>
-          <w:rFonts w:ascii="Courier New" w:eastAsia="Courier New" w:hAnsi="Courier New"/>
-          <w:sz w:val="18"/>
-          <w:lang w:val="ru-RU"/>
-        </w:rPr>
-        <w:t xml:space="preserve"> ", </w:t>
-      </w:r>
-      <w:proofErr w:type="spellStart"/>
-      <w:r>
-        <w:rPr>
-          <w:rFonts w:ascii="Courier New" w:eastAsia="Courier New" w:hAnsi="Courier New"/>
-          <w:sz w:val="18"/>
-        </w:rPr>
-        <w:t>ans</w:t>
-      </w:r>
-      <w:proofErr w:type="spellEnd"/>
-      <w:r>
-        <w:rPr>
-          <w:rFonts w:ascii="Courier New" w:eastAsia="Courier New" w:hAnsi="Courier New"/>
-          <w:sz w:val="18"/>
-          <w:lang w:val="ru-RU"/>
-        </w:rPr>
-        <w:t>,</w:t>
-      </w:r>
-      <w:r>
-        <w:rPr>
-          <w:rFonts w:ascii="Courier New" w:eastAsia="Courier New" w:hAnsi="Courier New"/>
-          <w:sz w:val="18"/>
-        </w:rPr>
-        <w:t>max</w:t>
-      </w:r>
-      <w:r>
-        <w:rPr>
-          <w:rFonts w:ascii="Courier New" w:eastAsia="Courier New" w:hAnsi="Courier New"/>
-          <w:sz w:val="18"/>
-          <w:lang w:val="ru-RU"/>
-        </w:rPr>
-        <w:t>-</w:t>
-      </w:r>
-      <w:r>
-        <w:rPr>
-          <w:rFonts w:ascii="Courier New" w:eastAsia="Courier New" w:hAnsi="Courier New"/>
-          <w:sz w:val="18"/>
-        </w:rPr>
-        <w:t>min</w:t>
-      </w:r>
-      <w:r>
-        <w:rPr>
-          <w:rFonts w:ascii="Courier New" w:eastAsia="Courier New" w:hAnsi="Courier New"/>
-          <w:sz w:val="18"/>
-          <w:lang w:val="ru-RU"/>
-        </w:rPr>
-        <w:t>,</w:t>
-      </w:r>
-      <w:proofErr w:type="spellStart"/>
-      <w:r>
-        <w:rPr>
-          <w:rFonts w:ascii="Courier New" w:eastAsia="Courier New" w:hAnsi="Courier New"/>
-          <w:sz w:val="18"/>
-        </w:rPr>
-        <w:t>cnt</w:t>
-      </w:r>
-      <w:proofErr w:type="spellEnd"/>
-      <w:r>
-        <w:rPr>
-          <w:rFonts w:ascii="Courier New" w:eastAsia="Courier New" w:hAnsi="Courier New"/>
-          <w:sz w:val="18"/>
-          <w:lang w:val="ru-RU"/>
-        </w:rPr>
-        <w:t>5,</w:t>
-      </w:r>
-      <w:proofErr w:type="spellStart"/>
-      <w:r>
-        <w:rPr>
-          <w:rFonts w:ascii="Courier New" w:eastAsia="Courier New" w:hAnsi="Courier New"/>
-          <w:sz w:val="18"/>
-        </w:rPr>
-        <w:t>cnt</w:t>
-      </w:r>
-      <w:proofErr w:type="spellEnd"/>
-      <w:r>
-        <w:rPr>
-          <w:rFonts w:ascii="Courier New" w:eastAsia="Courier New" w:hAnsi="Courier New"/>
-          <w:sz w:val="18"/>
-          <w:lang w:val="ru-RU"/>
-        </w:rPr>
-        <w:t>2,</w:t>
-      </w:r>
-      <w:proofErr w:type="spellStart"/>
-      <w:r>
-        <w:rPr>
-          <w:rFonts w:ascii="Courier New" w:eastAsia="Courier New" w:hAnsi="Courier New"/>
-          <w:sz w:val="18"/>
-        </w:rPr>
-        <w:t>cntd</w:t>
-      </w:r>
-      <w:proofErr w:type="spellEnd"/>
-      <w:r>
-        <w:rPr>
-          <w:rFonts w:ascii="Courier New" w:eastAsia="Courier New" w:hAnsi="Courier New"/>
-          <w:sz w:val="18"/>
-          <w:lang w:val="ru-RU"/>
-        </w:rPr>
-        <w:t>);</w:t>
-      </w:r>
-      <w:r>
-        <w:rPr>
-          <w:rFonts w:ascii="Courier New" w:eastAsia="Courier New" w:hAnsi="Courier New"/>
-          <w:sz w:val="18"/>
-          <w:lang w:val="ru-RU"/>
-        </w:rPr>
-        <w:br/>
-        <w:t>}</w:t>
+        <w:rPr>
+          <w:rFonts w:ascii="Courier New" w:eastAsia="Courier New" w:hAnsi="Courier New"/>
+          <w:sz w:val="18"/>
+          <w:lang w:val="ru-RU"/>
+        </w:rPr>
+      </w:pPr>
+      <w:r>
+        <w:rPr>
+          <w:rFonts w:ascii="Courier New" w:eastAsia="Courier New" w:hAnsi="Courier New"/>
+          <w:sz w:val="18"/>
+          <w:lang w:val="ru-RU"/>
+        </w:rPr>
+        <w:t>#include&lt;iostream&gt;</w:t>
       </w:r>
     </w:p>
     <w:p>
       <w:pPr>
         <w:rPr>
-          <w:lang w:val="ru-RU"/>
-        </w:rPr>
-      </w:pPr>
-      <w:r>
-        <w:rPr>
-          <w:b/>
-          <w:lang w:val="ru-RU"/>
-        </w:rPr>
-        <w:t>Описание тестов</w:t>
-      </w:r>
+          <w:rFonts w:ascii="Courier New" w:eastAsia="Courier New" w:hAnsi="Courier New"/>
+          <w:sz w:val="18"/>
+          <w:lang w:val="ru-RU"/>
+        </w:rPr>
+      </w:pPr>
     </w:p>
     <w:p>
       <w:pPr>
         <w:rPr>
-          <w:lang w:val="ru-RU"/>
-        </w:rPr>
-      </w:pPr>
-      <w:r>
-        <w:rPr>
-          <w:lang w:val="ru-RU"/>
-        </w:rPr>
-        <w:t>Тест 1. Смешанная последовательность</w:t>
+          <w:rFonts w:ascii="Courier New" w:eastAsia="Courier New" w:hAnsi="Courier New"/>
+          <w:sz w:val="18"/>
+          <w:lang w:val="ru-RU"/>
+        </w:rPr>
+      </w:pPr>
+      <w:proofErr w:type="spellStart"/>
+      <w:r>
+        <w:rPr>
+          <w:rFonts w:ascii="Courier New" w:eastAsia="Courier New" w:hAnsi="Courier New"/>
+          <w:sz w:val="18"/>
+          <w:lang w:val="ru-RU"/>
+        </w:rPr>
+        <w:t>int</w:t>
+      </w:r>
+      <w:proofErr w:type="spellEnd"/>
+      <w:r>
+        <w:rPr>
+          <w:rFonts w:ascii="Courier New" w:eastAsia="Courier New" w:hAnsi="Courier New"/>
+          <w:sz w:val="18"/>
+          <w:lang w:val="ru-RU"/>
+        </w:rPr>
+        <w:t xml:space="preserve"> </w:t>
+      </w:r>
+      <w:proofErr w:type="spellStart"/>
+      <w:proofErr w:type="gramStart"/>
+      <w:r>
+        <w:rPr>
+          <w:rFonts w:ascii="Courier New" w:eastAsia="Courier New" w:hAnsi="Courier New"/>
+          <w:sz w:val="18"/>
+          <w:lang w:val="ru-RU"/>
+        </w:rPr>
+        <w:t>main</w:t>
+      </w:r>
+      <w:proofErr w:type="spellEnd"/>
+      <w:r>
+        <w:rPr>
+          <w:rFonts w:ascii="Courier New" w:eastAsia="Courier New" w:hAnsi="Courier New"/>
+          <w:sz w:val="18"/>
+          <w:lang w:val="ru-RU"/>
+        </w:rPr>
+        <w:t>(</w:t>
+      </w:r>
+      <w:proofErr w:type="gramEnd"/>
+      <w:r>
+        <w:rPr>
+          <w:rFonts w:ascii="Courier New" w:eastAsia="Courier New" w:hAnsi="Courier New"/>
+          <w:sz w:val="18"/>
+          <w:lang w:val="ru-RU"/>
+        </w:rPr>
+        <w:t>){</w:t>
       </w:r>
     </w:p>
     <w:p>
       <w:pPr>
         <w:rPr>
-          <w:lang w:val="ru-RU"/>
-        </w:rPr>
-      </w:pPr>
-      <w:r>
-        <w:rPr>
-          <w:lang w:val="ru-RU"/>
-        </w:rPr>
-        <w:t>Ожидаемый ввод: 1 5 8 10 20 0</w:t>
+          <w:rFonts w:ascii="Courier New" w:eastAsia="Courier New" w:hAnsi="Courier New"/>
+          <w:sz w:val="18"/>
+          <w:lang w:val="ru-RU"/>
+        </w:rPr>
+      </w:pPr>
+      <w:r>
+        <w:rPr>
+          <w:rFonts w:ascii="Courier New" w:eastAsia="Courier New" w:hAnsi="Courier New"/>
+          <w:sz w:val="18"/>
+          <w:lang w:val="ru-RU"/>
+        </w:rPr>
+        <w:t xml:space="preserve">    // </w:t>
+      </w:r>
+      <w:proofErr w:type="spellStart"/>
+      <w:r>
+        <w:rPr>
+          <w:rFonts w:ascii="Courier New" w:eastAsia="Courier New" w:hAnsi="Courier New"/>
+          <w:sz w:val="18"/>
+          <w:lang w:val="ru-RU"/>
+        </w:rPr>
+        <w:t>cnt</w:t>
+      </w:r>
+      <w:proofErr w:type="spellEnd"/>
+      <w:r>
+        <w:rPr>
+          <w:rFonts w:ascii="Courier New" w:eastAsia="Courier New" w:hAnsi="Courier New"/>
+          <w:sz w:val="18"/>
+          <w:lang w:val="ru-RU"/>
+        </w:rPr>
+        <w:t xml:space="preserve"> — количество введённых чисел (без учёта завершающего нуля)</w:t>
       </w:r>
     </w:p>
     <w:p>
       <w:pPr>
         <w:rPr>
-          <w:lang w:val="ru-RU"/>
-        </w:rPr>
-      </w:pPr>
-      <w:r>
-        <w:rPr>
-          <w:lang w:val="ru-RU"/>
-        </w:rPr>
-        <w:t xml:space="preserve">Ожидаемый вывод: </w:t>
-      </w:r>
-      <w:r>
-        <w:t>a</w:t>
-      </w:r>
-      <w:r>
-        <w:rPr>
-          <w:lang w:val="ru-RU"/>
-        </w:rPr>
-        <w:t xml:space="preserve">) 8 </w:t>
-      </w:r>
-      <w:r>
-        <w:t>b</w:t>
-      </w:r>
-      <w:r>
-        <w:rPr>
-          <w:lang w:val="ru-RU"/>
-        </w:rPr>
-        <w:t xml:space="preserve">) 19 </w:t>
-      </w:r>
-      <w:r>
-        <w:t>c</w:t>
-      </w:r>
-      <w:r>
-        <w:rPr>
-          <w:lang w:val="ru-RU"/>
-        </w:rPr>
-        <w:t xml:space="preserve">) </w:t>
-      </w:r>
-      <w:r>
-        <w:rPr>
-          <w:lang w:val="ru-RU"/>
-        </w:rPr>
-        <w:t>3</w:t>
-      </w:r>
-      <w:r>
-        <w:rPr>
-          <w:lang w:val="ru-RU"/>
-        </w:rPr>
-        <w:t xml:space="preserve"> </w:t>
-      </w:r>
-      <w:r>
-        <w:t>d</w:t>
-      </w:r>
-      <w:r>
-        <w:rPr>
-          <w:lang w:val="ru-RU"/>
-        </w:rPr>
-        <w:t xml:space="preserve">) </w:t>
-      </w:r>
-      <w:r>
-        <w:rPr>
-          <w:lang w:val="ru-RU"/>
-        </w:rPr>
-        <w:t>2</w:t>
-      </w:r>
-      <w:r>
-        <w:rPr>
-          <w:lang w:val="ru-RU"/>
-        </w:rPr>
-        <w:t xml:space="preserve"> </w:t>
-      </w:r>
-      <w:r>
-        <w:t>e</w:t>
-      </w:r>
-      <w:r>
-        <w:rPr>
-          <w:lang w:val="ru-RU"/>
-        </w:rPr>
-        <w:t xml:space="preserve">) </w:t>
-      </w:r>
-      <w:r>
-        <w:rPr>
-          <w:lang w:val="ru-RU"/>
-        </w:rPr>
-        <w:t>2</w:t>
+          <w:rFonts w:ascii="Courier New" w:eastAsia="Courier New" w:hAnsi="Courier New"/>
+          <w:sz w:val="18"/>
+          <w:lang w:val="ru-RU"/>
+        </w:rPr>
+      </w:pPr>
+      <w:r>
+        <w:rPr>
+          <w:rFonts w:ascii="Courier New" w:eastAsia="Courier New" w:hAnsi="Courier New"/>
+          <w:sz w:val="18"/>
+          <w:lang w:val="ru-RU"/>
+        </w:rPr>
+        <w:lastRenderedPageBreak/>
+        <w:t xml:space="preserve">    // cnt5 — количество положительных чисел, кратных 5</w:t>
       </w:r>
     </w:p>
     <w:p>
       <w:pPr>
         <w:rPr>
-          <w:lang w:val="ru-RU"/>
-        </w:rPr>
-      </w:pPr>
+          <w:rFonts w:ascii="Courier New" w:eastAsia="Courier New" w:hAnsi="Courier New"/>
+          <w:sz w:val="18"/>
+          <w:lang w:val="ru-RU"/>
+        </w:rPr>
+      </w:pPr>
+      <w:r>
+        <w:rPr>
+          <w:rFonts w:ascii="Courier New" w:eastAsia="Courier New" w:hAnsi="Courier New"/>
+          <w:sz w:val="18"/>
+          <w:lang w:val="ru-RU"/>
+        </w:rPr>
+        <w:t xml:space="preserve">    // cnt2 — количество чисел, являющихся степенью двойки</w:t>
+      </w:r>
     </w:p>
     <w:p>
       <w:pPr>
         <w:rPr>
-          <w:lang w:val="ru-RU"/>
-        </w:rPr>
-      </w:pPr>
-      <w:r>
-        <w:rPr>
-          <w:lang w:val="ru-RU"/>
-        </w:rPr>
-        <w:t>Тест 2. Только отрицательные числа</w:t>
+          <w:rFonts w:ascii="Courier New" w:eastAsia="Courier New" w:hAnsi="Courier New"/>
+          <w:sz w:val="18"/>
+          <w:lang w:val="ru-RU"/>
+        </w:rPr>
+      </w:pPr>
+      <w:r>
+        <w:rPr>
+          <w:rFonts w:ascii="Courier New" w:eastAsia="Courier New" w:hAnsi="Courier New"/>
+          <w:sz w:val="18"/>
+          <w:lang w:val="ru-RU"/>
+        </w:rPr>
+        <w:t xml:space="preserve">    // tmp1, tmp2 — два предыдущих числа (для проверки в пункте д)</w:t>
       </w:r>
     </w:p>
     <w:p>
       <w:pPr>
         <w:rPr>
-          <w:lang w:val="ru-RU"/>
-        </w:rPr>
-      </w:pPr>
-      <w:r>
-        <w:rPr>
-          <w:lang w:val="ru-RU"/>
-        </w:rPr>
-        <w:t>Ожидаемый ввод: -5 -3 -1 0</w:t>
+          <w:rFonts w:ascii="Courier New" w:eastAsia="Courier New" w:hAnsi="Courier New"/>
+          <w:sz w:val="18"/>
+          <w:lang w:val="ru-RU"/>
+        </w:rPr>
+      </w:pPr>
+      <w:r>
+        <w:rPr>
+          <w:rFonts w:ascii="Courier New" w:eastAsia="Courier New" w:hAnsi="Courier New"/>
+          <w:sz w:val="18"/>
+          <w:lang w:val="ru-RU"/>
+        </w:rPr>
+        <w:t xml:space="preserve">    // </w:t>
+      </w:r>
+      <w:proofErr w:type="spellStart"/>
+      <w:r>
+        <w:rPr>
+          <w:rFonts w:ascii="Courier New" w:eastAsia="Courier New" w:hAnsi="Courier New"/>
+          <w:sz w:val="18"/>
+          <w:lang w:val="ru-RU"/>
+        </w:rPr>
+        <w:t>cntd</w:t>
+      </w:r>
+      <w:proofErr w:type="spellEnd"/>
+      <w:r>
+        <w:rPr>
+          <w:rFonts w:ascii="Courier New" w:eastAsia="Courier New" w:hAnsi="Courier New"/>
+          <w:sz w:val="18"/>
+          <w:lang w:val="ru-RU"/>
+        </w:rPr>
+        <w:t xml:space="preserve"> — количество чисел, превышающих сумму двух предыдущих</w:t>
       </w:r>
     </w:p>
     <w:p>
-      <w:r>
-        <w:rPr>
-          <w:lang w:val="ru-RU"/>
-        </w:rPr>
-        <w:t xml:space="preserve">Ожидаемый вывод: </w:t>
-      </w:r>
-      <w:r>
-        <w:t>a</w:t>
-      </w:r>
-      <w:r>
-        <w:rPr>
-          <w:lang w:val="ru-RU"/>
-        </w:rPr>
-        <w:t xml:space="preserve">) -3 </w:t>
-      </w:r>
-      <w:r>
-        <w:t>b</w:t>
-      </w:r>
-      <w:r>
-        <w:rPr>
-          <w:lang w:val="ru-RU"/>
-        </w:rPr>
-        <w:t xml:space="preserve">) 4 </w:t>
-      </w:r>
-      <w:r>
-        <w:t>c</w:t>
-      </w:r>
-      <w:r>
-        <w:rPr>
-          <w:lang w:val="ru-RU"/>
-        </w:rPr>
-        <w:t xml:space="preserve">) 0 </w:t>
-      </w:r>
-      <w:r>
-        <w:t>d</w:t>
-      </w:r>
-      <w:r>
-        <w:rPr>
-          <w:lang w:val="ru-RU"/>
-        </w:rPr>
-        <w:t xml:space="preserve">) 0 </w:t>
-      </w:r>
-      <w:r>
-        <w:t>e</w:t>
-      </w:r>
-      <w:r>
-        <w:rPr>
-          <w:lang w:val="ru-RU"/>
-        </w:rPr>
-        <w:t xml:space="preserve">) </w:t>
-      </w:r>
-      <w:r>
-        <w:rPr>
-          <w:lang w:val="ru-RU"/>
-        </w:rPr>
-        <w:t>1</w:t>
+      <w:pPr>
+        <w:rPr>
+          <w:rFonts w:ascii="Courier New" w:eastAsia="Courier New" w:hAnsi="Courier New"/>
+          <w:sz w:val="18"/>
+        </w:rPr>
+      </w:pPr>
+      <w:r>
+        <w:rPr>
+          <w:rFonts w:ascii="Courier New" w:eastAsia="Courier New" w:hAnsi="Courier New"/>
+          <w:sz w:val="18"/>
+          <w:lang w:val="ru-RU"/>
+        </w:rPr>
+        <w:t xml:space="preserve">    </w:t>
+      </w:r>
+      <w:r>
+        <w:rPr>
+          <w:rFonts w:ascii="Courier New" w:eastAsia="Courier New" w:hAnsi="Courier New"/>
+          <w:sz w:val="18"/>
+        </w:rPr>
+        <w:t>int x,cnt=0,cnt5=0, cnt2=0,tmp1,tmp2,cntd=0;</w:t>
       </w:r>
     </w:p>
     <w:p>
       <w:pPr>
         <w:rPr>
-          <w:lang w:val="ru-RU"/>
-        </w:rPr>
-      </w:pPr>
+          <w:rFonts w:ascii="Courier New" w:eastAsia="Courier New" w:hAnsi="Courier New"/>
+          <w:sz w:val="18"/>
+          <w:lang w:val="ru-RU"/>
+        </w:rPr>
+      </w:pPr>
+      <w:r>
+        <w:rPr>
+          <w:rFonts w:ascii="Courier New" w:eastAsia="Courier New" w:hAnsi="Courier New"/>
+          <w:sz w:val="18"/>
+        </w:rPr>
+        <w:t xml:space="preserve">    </w:t>
+      </w:r>
+      <w:proofErr w:type="spellStart"/>
+      <w:proofErr w:type="gramStart"/>
+      <w:r>
+        <w:rPr>
+          <w:rFonts w:ascii="Courier New" w:eastAsia="Courier New" w:hAnsi="Courier New"/>
+          <w:sz w:val="18"/>
+          <w:lang w:val="ru-RU"/>
+        </w:rPr>
+        <w:t>std</w:t>
+      </w:r>
+      <w:proofErr w:type="spellEnd"/>
+      <w:r>
+        <w:rPr>
+          <w:rFonts w:ascii="Courier New" w:eastAsia="Courier New" w:hAnsi="Courier New"/>
+          <w:sz w:val="18"/>
+          <w:lang w:val="ru-RU"/>
+        </w:rPr>
+        <w:t>::</w:t>
+      </w:r>
+      <w:proofErr w:type="spellStart"/>
+      <w:proofErr w:type="gramEnd"/>
+      <w:r>
+        <w:rPr>
+          <w:rFonts w:ascii="Courier New" w:eastAsia="Courier New" w:hAnsi="Courier New"/>
+          <w:sz w:val="18"/>
+          <w:lang w:val="ru-RU"/>
+        </w:rPr>
+        <w:t>cin</w:t>
+      </w:r>
+      <w:proofErr w:type="spellEnd"/>
+      <w:r>
+        <w:rPr>
+          <w:rFonts w:ascii="Courier New" w:eastAsia="Courier New" w:hAnsi="Courier New"/>
+          <w:sz w:val="18"/>
+          <w:lang w:val="ru-RU"/>
+        </w:rPr>
+        <w:t>&gt;&gt;x;</w:t>
+      </w:r>
     </w:p>
     <w:p>
       <w:pPr>
         <w:rPr>
-          <w:lang w:val="ru-RU"/>
-        </w:rPr>
-      </w:pPr>
-      <w:r>
-        <w:rPr>
-          <w:lang w:val="ru-RU"/>
-        </w:rPr>
-        <w:t>Тест 3. Один элемент</w:t>
-      </w:r>
+          <w:rFonts w:ascii="Courier New" w:eastAsia="Courier New" w:hAnsi="Courier New"/>
+          <w:sz w:val="18"/>
+          <w:lang w:val="ru-RU"/>
+        </w:rPr>
+      </w:pPr>
     </w:p>
     <w:p>
       <w:pPr>
         <w:rPr>
-          <w:lang w:val="ru-RU"/>
-        </w:rPr>
-      </w:pPr>
-      <w:r>
-        <w:rPr>
-          <w:lang w:val="ru-RU"/>
-        </w:rPr>
-        <w:t>Ожидаемый ввод: 16 0</w:t>
+          <w:rFonts w:ascii="Courier New" w:eastAsia="Courier New" w:hAnsi="Courier New"/>
+          <w:sz w:val="18"/>
+          <w:lang w:val="ru-RU"/>
+        </w:rPr>
+      </w:pPr>
+      <w:r>
+        <w:rPr>
+          <w:rFonts w:ascii="Courier New" w:eastAsia="Courier New" w:hAnsi="Courier New"/>
+          <w:sz w:val="18"/>
+          <w:lang w:val="ru-RU"/>
+        </w:rPr>
+        <w:t xml:space="preserve">    // Инициализируем </w:t>
+      </w:r>
+      <w:proofErr w:type="spellStart"/>
+      <w:r>
+        <w:rPr>
+          <w:rFonts w:ascii="Courier New" w:eastAsia="Courier New" w:hAnsi="Courier New"/>
+          <w:sz w:val="18"/>
+          <w:lang w:val="ru-RU"/>
+        </w:rPr>
+        <w:t>min</w:t>
+      </w:r>
+      <w:proofErr w:type="spellEnd"/>
+      <w:r>
+        <w:rPr>
+          <w:rFonts w:ascii="Courier New" w:eastAsia="Courier New" w:hAnsi="Courier New"/>
+          <w:sz w:val="18"/>
+          <w:lang w:val="ru-RU"/>
+        </w:rPr>
+        <w:t>/</w:t>
+      </w:r>
+      <w:proofErr w:type="spellStart"/>
+      <w:r>
+        <w:rPr>
+          <w:rFonts w:ascii="Courier New" w:eastAsia="Courier New" w:hAnsi="Courier New"/>
+          <w:sz w:val="18"/>
+          <w:lang w:val="ru-RU"/>
+        </w:rPr>
+        <w:t>max</w:t>
+      </w:r>
+      <w:proofErr w:type="spellEnd"/>
+      <w:r>
+        <w:rPr>
+          <w:rFonts w:ascii="Courier New" w:eastAsia="Courier New" w:hAnsi="Courier New"/>
+          <w:sz w:val="18"/>
+          <w:lang w:val="ru-RU"/>
+        </w:rPr>
+        <w:t xml:space="preserve"> первым введённым числом,</w:t>
       </w:r>
     </w:p>
     <w:p>
       <w:pPr>
         <w:rPr>
-          <w:lang w:val="ru-RU"/>
-        </w:rPr>
-      </w:pPr>
-      <w:r>
-        <w:rPr>
-          <w:lang w:val="ru-RU"/>
-        </w:rPr>
-        <w:t xml:space="preserve">Ожидаемый вывод: </w:t>
-      </w:r>
-      <w:r>
-        <w:t>a</w:t>
-      </w:r>
-      <w:r>
-        <w:rPr>
-          <w:lang w:val="ru-RU"/>
-        </w:rPr>
-        <w:t xml:space="preserve">) 16 </w:t>
-      </w:r>
-      <w:r>
-        <w:t>b</w:t>
-      </w:r>
-      <w:r>
-        <w:rPr>
-          <w:lang w:val="ru-RU"/>
-        </w:rPr>
-        <w:t xml:space="preserve">) 0 </w:t>
-      </w:r>
-      <w:r>
-        <w:t>c</w:t>
-      </w:r>
-      <w:r>
-        <w:rPr>
-          <w:lang w:val="ru-RU"/>
-        </w:rPr>
-        <w:t xml:space="preserve">) 0 </w:t>
-      </w:r>
-      <w:r>
-        <w:t>d</w:t>
-      </w:r>
-      <w:r>
-        <w:rPr>
-          <w:lang w:val="ru-RU"/>
-        </w:rPr>
-        <w:t xml:space="preserve">) 1 </w:t>
-      </w:r>
-      <w:r>
-        <w:t>e</w:t>
-      </w:r>
-      <w:r>
-        <w:rPr>
-          <w:lang w:val="ru-RU"/>
-        </w:rPr>
-        <w:t>) 0</w:t>
+          <w:rFonts w:ascii="Courier New" w:eastAsia="Courier New" w:hAnsi="Courier New"/>
+          <w:sz w:val="18"/>
+          <w:lang w:val="ru-RU"/>
+        </w:rPr>
+      </w:pPr>
+      <w:r>
+        <w:rPr>
+          <w:rFonts w:ascii="Courier New" w:eastAsia="Courier New" w:hAnsi="Courier New"/>
+          <w:sz w:val="18"/>
+          <w:lang w:val="ru-RU"/>
+        </w:rPr>
+        <w:t xml:space="preserve">    // </w:t>
+      </w:r>
+      <w:proofErr w:type="spellStart"/>
+      <w:r>
+        <w:rPr>
+          <w:rFonts w:ascii="Courier New" w:eastAsia="Courier New" w:hAnsi="Courier New"/>
+          <w:sz w:val="18"/>
+          <w:lang w:val="ru-RU"/>
+        </w:rPr>
+        <w:t>sum</w:t>
+      </w:r>
+      <w:proofErr w:type="spellEnd"/>
+      <w:r>
+        <w:rPr>
+          <w:rFonts w:ascii="Courier New" w:eastAsia="Courier New" w:hAnsi="Courier New"/>
+          <w:sz w:val="18"/>
+          <w:lang w:val="ru-RU"/>
+        </w:rPr>
+        <w:t xml:space="preserve"> — сумма всех чисел (для среднего арифметического)</w:t>
       </w:r>
     </w:p>
     <w:p>
       <w:pPr>
         <w:rPr>
-          <w:lang w:val="ru-RU"/>
-        </w:rPr>
-      </w:pPr>
+          <w:rFonts w:ascii="Courier New" w:eastAsia="Courier New" w:hAnsi="Courier New"/>
+          <w:sz w:val="18"/>
+        </w:rPr>
+      </w:pPr>
+      <w:r>
+        <w:rPr>
+          <w:rFonts w:ascii="Courier New" w:eastAsia="Courier New" w:hAnsi="Courier New"/>
+          <w:sz w:val="18"/>
+          <w:lang w:val="ru-RU"/>
+        </w:rPr>
+        <w:t xml:space="preserve">    </w:t>
+      </w:r>
+      <w:r>
+        <w:rPr>
+          <w:rFonts w:ascii="Courier New" w:eastAsia="Courier New" w:hAnsi="Courier New"/>
+          <w:sz w:val="18"/>
+        </w:rPr>
+        <w:t>int max=x, min =x, sum = 0;</w:t>
+      </w:r>
     </w:p>
     <w:p>
       <w:pPr>
         <w:rPr>
+          <w:rFonts w:ascii="Courier New" w:eastAsia="Courier New" w:hAnsi="Courier New"/>
+          <w:sz w:val="18"/>
+        </w:rPr>
+      </w:pPr>
+    </w:p>
+    <w:p>
+      <w:pPr>
+        <w:rPr>
+          <w:rFonts w:ascii="Courier New" w:eastAsia="Courier New" w:hAnsi="Courier New"/>
+          <w:sz w:val="18"/>
+          <w:lang w:val="ru-RU"/>
+        </w:rPr>
+      </w:pPr>
+      <w:r>
+        <w:rPr>
+          <w:rFonts w:ascii="Courier New" w:eastAsia="Courier New" w:hAnsi="Courier New"/>
+          <w:sz w:val="18"/>
+        </w:rPr>
+        <w:t xml:space="preserve">    </w:t>
+      </w:r>
+      <w:r>
+        <w:rPr>
+          <w:rFonts w:ascii="Courier New" w:eastAsia="Courier New" w:hAnsi="Courier New"/>
+          <w:sz w:val="18"/>
+          <w:lang w:val="ru-RU"/>
+        </w:rPr>
+        <w:t>// Читаем числа, пока не встретим 0 — признак конца последовательности</w:t>
+      </w:r>
+    </w:p>
+    <w:p>
+      <w:pPr>
+        <w:rPr>
+          <w:rFonts w:ascii="Courier New" w:eastAsia="Courier New" w:hAnsi="Courier New"/>
+          <w:sz w:val="18"/>
+          <w:lang w:val="ru-RU"/>
+        </w:rPr>
+      </w:pPr>
+      <w:r>
+        <w:rPr>
+          <w:rFonts w:ascii="Courier New" w:eastAsia="Courier New" w:hAnsi="Courier New"/>
+          <w:sz w:val="18"/>
+          <w:lang w:val="ru-RU"/>
+        </w:rPr>
+        <w:t xml:space="preserve">    </w:t>
+      </w:r>
+      <w:proofErr w:type="spellStart"/>
+      <w:proofErr w:type="gramStart"/>
+      <w:r>
+        <w:rPr>
+          <w:rFonts w:ascii="Courier New" w:eastAsia="Courier New" w:hAnsi="Courier New"/>
+          <w:sz w:val="18"/>
+          <w:lang w:val="ru-RU"/>
+        </w:rPr>
+        <w:t>while</w:t>
+      </w:r>
+      <w:proofErr w:type="spellEnd"/>
+      <w:r>
+        <w:rPr>
+          <w:rFonts w:ascii="Courier New" w:eastAsia="Courier New" w:hAnsi="Courier New"/>
+          <w:sz w:val="18"/>
+          <w:lang w:val="ru-RU"/>
+        </w:rPr>
+        <w:t>(</w:t>
+      </w:r>
+      <w:proofErr w:type="gramEnd"/>
+      <w:r>
+        <w:rPr>
+          <w:rFonts w:ascii="Courier New" w:eastAsia="Courier New" w:hAnsi="Courier New"/>
+          <w:sz w:val="18"/>
+          <w:lang w:val="ru-RU"/>
+        </w:rPr>
+        <w:t>x != 0){</w:t>
+      </w:r>
+    </w:p>
+    <w:p>
+      <w:pPr>
+        <w:rPr>
+          <w:rFonts w:ascii="Courier New" w:eastAsia="Courier New" w:hAnsi="Courier New"/>
+          <w:sz w:val="18"/>
+          <w:lang w:val="ru-RU"/>
+        </w:rPr>
+      </w:pPr>
+      <w:r>
+        <w:rPr>
+          <w:rFonts w:ascii="Courier New" w:eastAsia="Courier New" w:hAnsi="Courier New"/>
+          <w:sz w:val="18"/>
+          <w:lang w:val="ru-RU"/>
+        </w:rPr>
+        <w:t xml:space="preserve">        </w:t>
+      </w:r>
+      <w:proofErr w:type="spellStart"/>
+      <w:r>
+        <w:rPr>
+          <w:rFonts w:ascii="Courier New" w:eastAsia="Courier New" w:hAnsi="Courier New"/>
+          <w:sz w:val="18"/>
+          <w:lang w:val="ru-RU"/>
+        </w:rPr>
+        <w:t>cnt</w:t>
+      </w:r>
+      <w:proofErr w:type="spellEnd"/>
+      <w:r>
+        <w:rPr>
+          <w:rFonts w:ascii="Courier New" w:eastAsia="Courier New" w:hAnsi="Courier New"/>
+          <w:sz w:val="18"/>
+          <w:lang w:val="ru-RU"/>
+        </w:rPr>
+        <w:t>++;</w:t>
+      </w:r>
+    </w:p>
+    <w:p>
+      <w:pPr>
+        <w:rPr>
+          <w:rFonts w:ascii="Courier New" w:eastAsia="Courier New" w:hAnsi="Courier New"/>
+          <w:sz w:val="18"/>
+          <w:lang w:val="ru-RU"/>
+        </w:rPr>
+      </w:pPr>
+    </w:p>
+    <w:p>
+      <w:pPr>
+        <w:rPr>
+          <w:rFonts w:ascii="Courier New" w:eastAsia="Courier New" w:hAnsi="Courier New"/>
+          <w:sz w:val="18"/>
+          <w:lang w:val="ru-RU"/>
+        </w:rPr>
+      </w:pPr>
+      <w:r>
+        <w:rPr>
+          <w:rFonts w:ascii="Courier New" w:eastAsia="Courier New" w:hAnsi="Courier New"/>
+          <w:sz w:val="18"/>
+          <w:lang w:val="ru-RU"/>
+        </w:rPr>
+        <w:t xml:space="preserve">        // Обновляем минимум и максимум</w:t>
+      </w:r>
+    </w:p>
+    <w:p>
+      <w:pPr>
+        <w:rPr>
+          <w:rFonts w:ascii="Courier New" w:eastAsia="Courier New" w:hAnsi="Courier New"/>
+          <w:sz w:val="18"/>
+        </w:rPr>
+      </w:pPr>
+      <w:r>
+        <w:rPr>
+          <w:rFonts w:ascii="Courier New" w:eastAsia="Courier New" w:hAnsi="Courier New"/>
+          <w:sz w:val="18"/>
+          <w:lang w:val="ru-RU"/>
+        </w:rPr>
+        <w:t xml:space="preserve">        </w:t>
+      </w:r>
+      <w:r>
+        <w:rPr>
+          <w:rFonts w:ascii="Courier New" w:eastAsia="Courier New" w:hAnsi="Courier New"/>
+          <w:sz w:val="18"/>
+        </w:rPr>
+        <w:t>if (x&lt;min) min = x;</w:t>
+      </w:r>
+    </w:p>
+    <w:p>
+      <w:pPr>
+        <w:rPr>
+          <w:rFonts w:ascii="Courier New" w:eastAsia="Courier New" w:hAnsi="Courier New"/>
+          <w:sz w:val="18"/>
+        </w:rPr>
+      </w:pPr>
+      <w:r>
+        <w:rPr>
+          <w:rFonts w:ascii="Courier New" w:eastAsia="Courier New" w:hAnsi="Courier New"/>
+          <w:sz w:val="18"/>
+        </w:rPr>
+        <w:t xml:space="preserve">        if (x&gt;max) max = x;</w:t>
+      </w:r>
+    </w:p>
+    <w:p>
+      <w:pPr>
+        <w:rPr>
+          <w:rFonts w:ascii="Courier New" w:eastAsia="Courier New" w:hAnsi="Courier New"/>
+          <w:sz w:val="18"/>
+        </w:rPr>
+      </w:pPr>
+    </w:p>
+    <w:p>
+      <w:pPr>
+        <w:rPr>
+          <w:rFonts w:ascii="Courier New" w:eastAsia="Courier New" w:hAnsi="Courier New"/>
+          <w:sz w:val="18"/>
+          <w:lang w:val="ru-RU"/>
+        </w:rPr>
+      </w:pPr>
+      <w:r>
+        <w:rPr>
+          <w:rFonts w:ascii="Courier New" w:eastAsia="Courier New" w:hAnsi="Courier New"/>
+          <w:sz w:val="18"/>
+        </w:rPr>
+        <w:t xml:space="preserve">        </w:t>
+      </w:r>
+      <w:proofErr w:type="spellStart"/>
+      <w:r>
+        <w:rPr>
+          <w:rFonts w:ascii="Courier New" w:eastAsia="Courier New" w:hAnsi="Courier New"/>
+          <w:sz w:val="18"/>
+          <w:lang w:val="ru-RU"/>
+        </w:rPr>
+        <w:t>sum</w:t>
+      </w:r>
+      <w:proofErr w:type="spellEnd"/>
+      <w:r>
+        <w:rPr>
+          <w:rFonts w:ascii="Courier New" w:eastAsia="Courier New" w:hAnsi="Courier New"/>
+          <w:sz w:val="18"/>
+          <w:lang w:val="ru-RU"/>
+        </w:rPr>
+        <w:t>+=x;</w:t>
+      </w:r>
+    </w:p>
+    <w:p>
+      <w:pPr>
+        <w:rPr>
+          <w:rFonts w:ascii="Courier New" w:eastAsia="Courier New" w:hAnsi="Courier New"/>
+          <w:sz w:val="18"/>
+          <w:lang w:val="ru-RU"/>
+        </w:rPr>
+      </w:pPr>
+    </w:p>
+    <w:p>
+      <w:pPr>
+        <w:rPr>
+          <w:rFonts w:ascii="Courier New" w:eastAsia="Courier New" w:hAnsi="Courier New"/>
+          <w:sz w:val="18"/>
+          <w:lang w:val="ru-RU"/>
+        </w:rPr>
+      </w:pPr>
+      <w:r>
+        <w:rPr>
+          <w:rFonts w:ascii="Courier New" w:eastAsia="Courier New" w:hAnsi="Courier New"/>
+          <w:sz w:val="18"/>
+          <w:lang w:val="ru-RU"/>
+        </w:rPr>
+        <w:t xml:space="preserve">        // Пункт в): положительное и кратное 5</w:t>
+      </w:r>
+    </w:p>
+    <w:p>
+      <w:pPr>
+        <w:rPr>
+          <w:rFonts w:ascii="Courier New" w:eastAsia="Courier New" w:hAnsi="Courier New"/>
+          <w:sz w:val="18"/>
+          <w:lang w:val="ru-RU"/>
+        </w:rPr>
+      </w:pPr>
+      <w:r>
+        <w:rPr>
+          <w:rFonts w:ascii="Courier New" w:eastAsia="Courier New" w:hAnsi="Courier New"/>
+          <w:sz w:val="18"/>
+          <w:lang w:val="ru-RU"/>
+        </w:rPr>
+        <w:t xml:space="preserve">        </w:t>
+      </w:r>
+      <w:proofErr w:type="spellStart"/>
+      <w:r>
+        <w:rPr>
+          <w:rFonts w:ascii="Courier New" w:eastAsia="Courier New" w:hAnsi="Courier New"/>
+          <w:sz w:val="18"/>
+          <w:lang w:val="ru-RU"/>
+        </w:rPr>
+        <w:t>if</w:t>
+      </w:r>
+      <w:proofErr w:type="spellEnd"/>
+      <w:r>
+        <w:rPr>
+          <w:rFonts w:ascii="Courier New" w:eastAsia="Courier New" w:hAnsi="Courier New"/>
+          <w:sz w:val="18"/>
+          <w:lang w:val="ru-RU"/>
+        </w:rPr>
+        <w:t xml:space="preserve"> (x&gt;0 &amp;&amp; x%5==0) cnt5++;</w:t>
+      </w:r>
+    </w:p>
+    <w:p>
+      <w:pPr>
+        <w:rPr>
+          <w:rFonts w:ascii="Courier New" w:eastAsia="Courier New" w:hAnsi="Courier New"/>
+          <w:sz w:val="18"/>
+          <w:lang w:val="ru-RU"/>
+        </w:rPr>
+      </w:pPr>
+    </w:p>
+    <w:p>
+      <w:pPr>
+        <w:rPr>
+          <w:rFonts w:ascii="Courier New" w:eastAsia="Courier New" w:hAnsi="Courier New"/>
+          <w:sz w:val="18"/>
+          <w:lang w:val="ru-RU"/>
+        </w:rPr>
+      </w:pPr>
+      <w:r>
+        <w:rPr>
+          <w:rFonts w:ascii="Courier New" w:eastAsia="Courier New" w:hAnsi="Courier New"/>
+          <w:sz w:val="18"/>
+          <w:lang w:val="ru-RU"/>
+        </w:rPr>
+        <w:t xml:space="preserve">        // Пункт г): проверка на степень двойки битовым трюком.</w:t>
+      </w:r>
+    </w:p>
+    <w:p>
+      <w:pPr>
+        <w:rPr>
+          <w:rFonts w:ascii="Courier New" w:eastAsia="Courier New" w:hAnsi="Courier New"/>
+          <w:sz w:val="18"/>
+          <w:lang w:val="ru-RU"/>
+        </w:rPr>
+      </w:pPr>
+      <w:r>
+        <w:rPr>
+          <w:rFonts w:ascii="Courier New" w:eastAsia="Courier New" w:hAnsi="Courier New"/>
+          <w:sz w:val="18"/>
+          <w:lang w:val="ru-RU"/>
+        </w:rPr>
+        <w:t xml:space="preserve">        // У степени двойки в двоичном представлении ровно один</w:t>
+      </w:r>
+    </w:p>
+    <w:p>
+      <w:pPr>
+        <w:rPr>
+          <w:rFonts w:ascii="Courier New" w:eastAsia="Courier New" w:hAnsi="Courier New"/>
+          <w:sz w:val="18"/>
+          <w:lang w:val="ru-RU"/>
+        </w:rPr>
+      </w:pPr>
+      <w:r>
+        <w:rPr>
+          <w:rFonts w:ascii="Courier New" w:eastAsia="Courier New" w:hAnsi="Courier New"/>
+          <w:sz w:val="18"/>
+          <w:lang w:val="ru-RU"/>
+        </w:rPr>
+        <w:t xml:space="preserve">        // установленный бит, поэтому x &amp; (x-1) обнуляет этот бит</w:t>
+      </w:r>
+    </w:p>
+    <w:p>
+      <w:pPr>
+        <w:rPr>
+          <w:rFonts w:ascii="Courier New" w:eastAsia="Courier New" w:hAnsi="Courier New"/>
+          <w:sz w:val="18"/>
+          <w:lang w:val="ru-RU"/>
+        </w:rPr>
+      </w:pPr>
+      <w:r>
+        <w:rPr>
+          <w:rFonts w:ascii="Courier New" w:eastAsia="Courier New" w:hAnsi="Courier New"/>
+          <w:sz w:val="18"/>
+          <w:lang w:val="ru-RU"/>
+        </w:rPr>
+        <w:t xml:space="preserve">        // и результат равен 0. Условие x&gt;0 нужно, чтобы не считать</w:t>
+      </w:r>
+    </w:p>
+    <w:p>
+      <w:pPr>
+        <w:rPr>
+          <w:rFonts w:ascii="Courier New" w:eastAsia="Courier New" w:hAnsi="Courier New"/>
+          <w:sz w:val="18"/>
+          <w:lang w:val="ru-RU"/>
+        </w:rPr>
+      </w:pPr>
+      <w:r>
+        <w:rPr>
+          <w:rFonts w:ascii="Courier New" w:eastAsia="Courier New" w:hAnsi="Courier New"/>
+          <w:sz w:val="18"/>
+          <w:lang w:val="ru-RU"/>
+        </w:rPr>
+        <w:t xml:space="preserve">        // отрицательные числа и не словить неопределённое поведение</w:t>
+      </w:r>
+    </w:p>
+    <w:p>
+      <w:pPr>
+        <w:rPr>
+          <w:rFonts w:ascii="Courier New" w:eastAsia="Courier New" w:hAnsi="Courier New"/>
+          <w:sz w:val="18"/>
+          <w:lang w:val="ru-RU"/>
+        </w:rPr>
+      </w:pPr>
+      <w:r>
+        <w:rPr>
+          <w:rFonts w:ascii="Courier New" w:eastAsia="Courier New" w:hAnsi="Courier New"/>
+          <w:sz w:val="18"/>
+          <w:lang w:val="ru-RU"/>
+        </w:rPr>
+        <w:t xml:space="preserve">        // при x=0 (для x=0 x-1 даёт -1, и x&amp;(x-1) тоже 0, что было</w:t>
+      </w:r>
+    </w:p>
+    <w:p>
+      <w:pPr>
+        <w:rPr>
+          <w:rFonts w:ascii="Courier New" w:eastAsia="Courier New" w:hAnsi="Courier New"/>
+          <w:sz w:val="18"/>
+          <w:lang w:val="ru-RU"/>
+        </w:rPr>
+      </w:pPr>
+      <w:r>
+        <w:rPr>
+          <w:rFonts w:ascii="Courier New" w:eastAsia="Courier New" w:hAnsi="Courier New"/>
+          <w:sz w:val="18"/>
+          <w:lang w:val="ru-RU"/>
+        </w:rPr>
+        <w:t xml:space="preserve">        // бы ложным срабатыванием).</w:t>
+      </w:r>
+    </w:p>
+    <w:p>
+      <w:pPr>
+        <w:rPr>
+          <w:rFonts w:ascii="Courier New" w:eastAsia="Courier New" w:hAnsi="Courier New"/>
+          <w:sz w:val="18"/>
+          <w:lang w:val="ru-RU"/>
+        </w:rPr>
+      </w:pPr>
+      <w:r>
+        <w:rPr>
+          <w:rFonts w:ascii="Courier New" w:eastAsia="Courier New" w:hAnsi="Courier New"/>
+          <w:sz w:val="18"/>
+          <w:lang w:val="ru-RU"/>
+        </w:rPr>
+        <w:lastRenderedPageBreak/>
+        <w:t xml:space="preserve">        </w:t>
+      </w:r>
+      <w:proofErr w:type="spellStart"/>
+      <w:r>
+        <w:rPr>
+          <w:rFonts w:ascii="Courier New" w:eastAsia="Courier New" w:hAnsi="Courier New"/>
+          <w:sz w:val="18"/>
+          <w:lang w:val="ru-RU"/>
+        </w:rPr>
+        <w:t>if</w:t>
+      </w:r>
+      <w:proofErr w:type="spellEnd"/>
+      <w:r>
+        <w:rPr>
+          <w:rFonts w:ascii="Courier New" w:eastAsia="Courier New" w:hAnsi="Courier New"/>
+          <w:sz w:val="18"/>
+          <w:lang w:val="ru-RU"/>
+        </w:rPr>
+        <w:t xml:space="preserve"> (</w:t>
+      </w:r>
+      <w:proofErr w:type="gramStart"/>
+      <w:r>
+        <w:rPr>
+          <w:rFonts w:ascii="Courier New" w:eastAsia="Courier New" w:hAnsi="Courier New"/>
+          <w:sz w:val="18"/>
+          <w:lang w:val="ru-RU"/>
+        </w:rPr>
+        <w:t>x &gt;</w:t>
+      </w:r>
+      <w:proofErr w:type="gramEnd"/>
+      <w:r>
+        <w:rPr>
+          <w:rFonts w:ascii="Courier New" w:eastAsia="Courier New" w:hAnsi="Courier New"/>
+          <w:sz w:val="18"/>
+          <w:lang w:val="ru-RU"/>
+        </w:rPr>
+        <w:t xml:space="preserve"> 0 &amp;&amp; (x &amp; (x-1))==0) cnt2++;</w:t>
+      </w:r>
+    </w:p>
+    <w:p>
+      <w:pPr>
+        <w:rPr>
+          <w:rFonts w:ascii="Courier New" w:eastAsia="Courier New" w:hAnsi="Courier New"/>
+          <w:sz w:val="18"/>
+          <w:lang w:val="ru-RU"/>
+        </w:rPr>
+      </w:pPr>
+    </w:p>
+    <w:p>
+      <w:pPr>
+        <w:rPr>
+          <w:rFonts w:ascii="Courier New" w:eastAsia="Courier New" w:hAnsi="Courier New"/>
+          <w:sz w:val="18"/>
+          <w:lang w:val="ru-RU"/>
+        </w:rPr>
+      </w:pPr>
+      <w:r>
+        <w:rPr>
+          <w:rFonts w:ascii="Courier New" w:eastAsia="Courier New" w:hAnsi="Courier New"/>
+          <w:sz w:val="18"/>
+          <w:lang w:val="ru-RU"/>
+        </w:rPr>
+        <w:t xml:space="preserve">        // Пункт д): сравнение текущего числа с суммой двух</w:t>
+      </w:r>
+    </w:p>
+    <w:p>
+      <w:pPr>
+        <w:rPr>
+          <w:rFonts w:ascii="Courier New" w:eastAsia="Courier New" w:hAnsi="Courier New"/>
+          <w:sz w:val="18"/>
+          <w:lang w:val="ru-RU"/>
+        </w:rPr>
+      </w:pPr>
+      <w:r>
+        <w:rPr>
+          <w:rFonts w:ascii="Courier New" w:eastAsia="Courier New" w:hAnsi="Courier New"/>
+          <w:sz w:val="18"/>
+          <w:lang w:val="ru-RU"/>
+        </w:rPr>
+        <w:t xml:space="preserve">        // предшествующих ему элементов последовательности.</w:t>
+      </w:r>
+    </w:p>
+    <w:p>
+      <w:pPr>
+        <w:rPr>
+          <w:rFonts w:ascii="Courier New" w:eastAsia="Courier New" w:hAnsi="Courier New"/>
+          <w:sz w:val="18"/>
+          <w:lang w:val="ru-RU"/>
+        </w:rPr>
+      </w:pPr>
+      <w:r>
+        <w:rPr>
+          <w:rFonts w:ascii="Courier New" w:eastAsia="Courier New" w:hAnsi="Courier New"/>
+          <w:sz w:val="18"/>
+          <w:lang w:val="ru-RU"/>
+        </w:rPr>
+        <w:t xml:space="preserve">        </w:t>
+      </w:r>
+      <w:proofErr w:type="spellStart"/>
+      <w:r>
+        <w:rPr>
+          <w:rFonts w:ascii="Courier New" w:eastAsia="Courier New" w:hAnsi="Courier New"/>
+          <w:sz w:val="18"/>
+          <w:lang w:val="ru-RU"/>
+        </w:rPr>
+        <w:t>if</w:t>
+      </w:r>
+      <w:proofErr w:type="spellEnd"/>
+      <w:r>
+        <w:rPr>
+          <w:rFonts w:ascii="Courier New" w:eastAsia="Courier New" w:hAnsi="Courier New"/>
+          <w:sz w:val="18"/>
+          <w:lang w:val="ru-RU"/>
+        </w:rPr>
+        <w:t xml:space="preserve"> (</w:t>
+      </w:r>
+      <w:proofErr w:type="spellStart"/>
+      <w:proofErr w:type="gramStart"/>
+      <w:r>
+        <w:rPr>
+          <w:rFonts w:ascii="Courier New" w:eastAsia="Courier New" w:hAnsi="Courier New"/>
+          <w:sz w:val="18"/>
+          <w:lang w:val="ru-RU"/>
+        </w:rPr>
+        <w:t>cnt</w:t>
+      </w:r>
+      <w:proofErr w:type="spellEnd"/>
+      <w:r>
+        <w:rPr>
+          <w:rFonts w:ascii="Courier New" w:eastAsia="Courier New" w:hAnsi="Courier New"/>
+          <w:sz w:val="18"/>
+          <w:lang w:val="ru-RU"/>
+        </w:rPr>
+        <w:t>&lt;</w:t>
+      </w:r>
+      <w:proofErr w:type="gramEnd"/>
+      <w:r>
+        <w:rPr>
+          <w:rFonts w:ascii="Courier New" w:eastAsia="Courier New" w:hAnsi="Courier New"/>
+          <w:sz w:val="18"/>
+          <w:lang w:val="ru-RU"/>
+        </w:rPr>
+        <w:t>3)</w:t>
+      </w:r>
+    </w:p>
+    <w:p>
+      <w:pPr>
+        <w:rPr>
+          <w:rFonts w:ascii="Courier New" w:eastAsia="Courier New" w:hAnsi="Courier New"/>
+          <w:sz w:val="18"/>
+          <w:lang w:val="ru-RU"/>
+        </w:rPr>
+      </w:pPr>
+      <w:r>
+        <w:rPr>
+          <w:rFonts w:ascii="Courier New" w:eastAsia="Courier New" w:hAnsi="Courier New"/>
+          <w:sz w:val="18"/>
+          <w:lang w:val="ru-RU"/>
+        </w:rPr>
+        <w:t xml:space="preserve">        {   </w:t>
+      </w:r>
+    </w:p>
+    <w:p>
+      <w:pPr>
+        <w:rPr>
+          <w:rFonts w:ascii="Courier New" w:eastAsia="Courier New" w:hAnsi="Courier New"/>
+          <w:sz w:val="18"/>
+          <w:lang w:val="ru-RU"/>
+        </w:rPr>
+      </w:pPr>
+      <w:r>
+        <w:rPr>
+          <w:rFonts w:ascii="Courier New" w:eastAsia="Courier New" w:hAnsi="Courier New"/>
+          <w:sz w:val="18"/>
+          <w:lang w:val="ru-RU"/>
+        </w:rPr>
+        <w:t xml:space="preserve">            // Первые два числа последовательности просто запоминаем —</w:t>
+      </w:r>
+    </w:p>
+    <w:p>
+      <w:pPr>
+        <w:rPr>
+          <w:rFonts w:ascii="Courier New" w:eastAsia="Courier New" w:hAnsi="Courier New"/>
+          <w:sz w:val="18"/>
+          <w:lang w:val="ru-RU"/>
+        </w:rPr>
+      </w:pPr>
+      <w:r>
+        <w:rPr>
+          <w:rFonts w:ascii="Courier New" w:eastAsia="Courier New" w:hAnsi="Courier New"/>
+          <w:sz w:val="18"/>
+          <w:lang w:val="ru-RU"/>
+        </w:rPr>
+        <w:t xml:space="preserve">            // сравнивать их не с чем, предшественников ещё нет.</w:t>
+      </w:r>
+    </w:p>
+    <w:p>
+      <w:pPr>
+        <w:rPr>
+          <w:rFonts w:ascii="Courier New" w:eastAsia="Courier New" w:hAnsi="Courier New"/>
+          <w:sz w:val="18"/>
+        </w:rPr>
+      </w:pPr>
+      <w:r>
+        <w:rPr>
+          <w:rFonts w:ascii="Courier New" w:eastAsia="Courier New" w:hAnsi="Courier New"/>
+          <w:sz w:val="18"/>
+          <w:lang w:val="ru-RU"/>
+        </w:rPr>
+        <w:t xml:space="preserve">            </w:t>
+      </w:r>
+      <w:r>
+        <w:rPr>
+          <w:rFonts w:ascii="Courier New" w:eastAsia="Courier New" w:hAnsi="Courier New"/>
+          <w:sz w:val="18"/>
+        </w:rPr>
+        <w:t>if (cnt == 1)</w:t>
+      </w:r>
+    </w:p>
+    <w:p>
+      <w:pPr>
+        <w:rPr>
+          <w:rFonts w:ascii="Courier New" w:eastAsia="Courier New" w:hAnsi="Courier New"/>
+          <w:sz w:val="18"/>
+        </w:rPr>
+      </w:pPr>
+      <w:r>
+        <w:rPr>
+          <w:rFonts w:ascii="Courier New" w:eastAsia="Courier New" w:hAnsi="Courier New"/>
+          <w:sz w:val="18"/>
+        </w:rPr>
+        <w:t xml:space="preserve">            {</w:t>
+      </w:r>
+    </w:p>
+    <w:p>
+      <w:pPr>
+        <w:rPr>
+          <w:rFonts w:ascii="Courier New" w:eastAsia="Courier New" w:hAnsi="Courier New"/>
+          <w:sz w:val="18"/>
+        </w:rPr>
+      </w:pPr>
+      <w:r>
+        <w:rPr>
+          <w:rFonts w:ascii="Courier New" w:eastAsia="Courier New" w:hAnsi="Courier New"/>
+          <w:sz w:val="18"/>
+        </w:rPr>
+        <w:t xml:space="preserve">                tmp1 = x;</w:t>
+      </w:r>
+    </w:p>
+    <w:p>
+      <w:pPr>
+        <w:rPr>
+          <w:rFonts w:ascii="Courier New" w:eastAsia="Courier New" w:hAnsi="Courier New"/>
+          <w:sz w:val="18"/>
+        </w:rPr>
+      </w:pPr>
+      <w:r>
+        <w:rPr>
+          <w:rFonts w:ascii="Courier New" w:eastAsia="Courier New" w:hAnsi="Courier New"/>
+          <w:sz w:val="18"/>
+        </w:rPr>
+        <w:t xml:space="preserve">            } else{</w:t>
+      </w:r>
+    </w:p>
+    <w:p>
+      <w:pPr>
+        <w:rPr>
+          <w:rFonts w:ascii="Courier New" w:eastAsia="Courier New" w:hAnsi="Courier New"/>
+          <w:sz w:val="18"/>
+          <w:lang w:val="ru-RU"/>
+        </w:rPr>
+      </w:pPr>
+      <w:r>
+        <w:rPr>
+          <w:rFonts w:ascii="Courier New" w:eastAsia="Courier New" w:hAnsi="Courier New"/>
+          <w:sz w:val="18"/>
+        </w:rPr>
+        <w:t xml:space="preserve">                </w:t>
+      </w:r>
+      <w:r>
+        <w:rPr>
+          <w:rFonts w:ascii="Courier New" w:eastAsia="Courier New" w:hAnsi="Courier New"/>
+          <w:sz w:val="18"/>
+          <w:lang w:val="ru-RU"/>
+        </w:rPr>
+        <w:t>tmp2 = x;</w:t>
+      </w:r>
+    </w:p>
+    <w:p>
+      <w:pPr>
+        <w:rPr>
+          <w:rFonts w:ascii="Courier New" w:eastAsia="Courier New" w:hAnsi="Courier New"/>
+          <w:sz w:val="18"/>
+          <w:lang w:val="ru-RU"/>
+        </w:rPr>
+      </w:pPr>
+      <w:r>
+        <w:rPr>
+          <w:rFonts w:ascii="Courier New" w:eastAsia="Courier New" w:hAnsi="Courier New"/>
+          <w:sz w:val="18"/>
+          <w:lang w:val="ru-RU"/>
+        </w:rPr>
+        <w:t xml:space="preserve">            }</w:t>
+      </w:r>
+    </w:p>
+    <w:p>
+      <w:pPr>
+        <w:rPr>
+          <w:rFonts w:ascii="Courier New" w:eastAsia="Courier New" w:hAnsi="Courier New"/>
+          <w:sz w:val="18"/>
+          <w:lang w:val="ru-RU"/>
+        </w:rPr>
+      </w:pPr>
+      <w:r>
+        <w:rPr>
+          <w:rFonts w:ascii="Courier New" w:eastAsia="Courier New" w:hAnsi="Courier New"/>
+          <w:sz w:val="18"/>
+          <w:lang w:val="ru-RU"/>
+        </w:rPr>
+        <w:t xml:space="preserve">            </w:t>
+      </w:r>
+    </w:p>
+    <w:p>
+      <w:pPr>
+        <w:rPr>
+          <w:rFonts w:ascii="Courier New" w:eastAsia="Courier New" w:hAnsi="Courier New"/>
+          <w:sz w:val="18"/>
+          <w:lang w:val="ru-RU"/>
+        </w:rPr>
+      </w:pPr>
+      <w:r>
+        <w:rPr>
+          <w:rFonts w:ascii="Courier New" w:eastAsia="Courier New" w:hAnsi="Courier New"/>
+          <w:sz w:val="18"/>
+          <w:lang w:val="ru-RU"/>
+        </w:rPr>
+        <w:t xml:space="preserve">        } </w:t>
+      </w:r>
+      <w:proofErr w:type="spellStart"/>
+      <w:proofErr w:type="gramStart"/>
+      <w:r>
+        <w:rPr>
+          <w:rFonts w:ascii="Courier New" w:eastAsia="Courier New" w:hAnsi="Courier New"/>
+          <w:sz w:val="18"/>
+          <w:lang w:val="ru-RU"/>
+        </w:rPr>
+        <w:t>else</w:t>
+      </w:r>
+      <w:proofErr w:type="spellEnd"/>
+      <w:r>
+        <w:rPr>
+          <w:rFonts w:ascii="Courier New" w:eastAsia="Courier New" w:hAnsi="Courier New"/>
+          <w:sz w:val="18"/>
+          <w:lang w:val="ru-RU"/>
+        </w:rPr>
+        <w:t>{</w:t>
+      </w:r>
+      <w:proofErr w:type="gramEnd"/>
+    </w:p>
+    <w:p>
+      <w:pPr>
+        <w:rPr>
+          <w:rFonts w:ascii="Courier New" w:eastAsia="Courier New" w:hAnsi="Courier New"/>
+          <w:sz w:val="18"/>
+          <w:lang w:val="ru-RU"/>
+        </w:rPr>
+      </w:pPr>
+      <w:r>
+        <w:rPr>
+          <w:rFonts w:ascii="Courier New" w:eastAsia="Courier New" w:hAnsi="Courier New"/>
+          <w:sz w:val="18"/>
+          <w:lang w:val="ru-RU"/>
+        </w:rPr>
+        <w:t xml:space="preserve">            // Начиная с третьего числа сравниваем его с суммой</w:t>
+      </w:r>
+    </w:p>
+    <w:p>
+      <w:pPr>
+        <w:rPr>
+          <w:rFonts w:ascii="Courier New" w:eastAsia="Courier New" w:hAnsi="Courier New"/>
+          <w:sz w:val="18"/>
+          <w:lang w:val="ru-RU"/>
+        </w:rPr>
+      </w:pPr>
+      <w:r>
+        <w:rPr>
+          <w:rFonts w:ascii="Courier New" w:eastAsia="Courier New" w:hAnsi="Courier New"/>
+          <w:sz w:val="18"/>
+          <w:lang w:val="ru-RU"/>
+        </w:rPr>
+        <w:t xml:space="preserve">            // двух предыдущих сохранённых чисел</w:t>
+      </w:r>
+    </w:p>
+    <w:p>
+      <w:pPr>
+        <w:rPr>
+          <w:rFonts w:ascii="Courier New" w:eastAsia="Courier New" w:hAnsi="Courier New"/>
+          <w:sz w:val="18"/>
+          <w:lang w:val="ru-RU"/>
+        </w:rPr>
+      </w:pPr>
+      <w:r>
+        <w:rPr>
+          <w:rFonts w:ascii="Courier New" w:eastAsia="Courier New" w:hAnsi="Courier New"/>
+          <w:sz w:val="18"/>
+          <w:lang w:val="ru-RU"/>
+        </w:rPr>
+        <w:t xml:space="preserve">            </w:t>
+      </w:r>
+      <w:proofErr w:type="spellStart"/>
+      <w:r>
+        <w:rPr>
+          <w:rFonts w:ascii="Courier New" w:eastAsia="Courier New" w:hAnsi="Courier New"/>
+          <w:sz w:val="18"/>
+          <w:lang w:val="ru-RU"/>
+        </w:rPr>
+        <w:t>if</w:t>
+      </w:r>
+      <w:proofErr w:type="spellEnd"/>
+      <w:r>
+        <w:rPr>
+          <w:rFonts w:ascii="Courier New" w:eastAsia="Courier New" w:hAnsi="Courier New"/>
+          <w:sz w:val="18"/>
+          <w:lang w:val="ru-RU"/>
+        </w:rPr>
+        <w:t xml:space="preserve"> (tmp1+tmp2&lt;x) </w:t>
+      </w:r>
+      <w:proofErr w:type="spellStart"/>
+      <w:r>
+        <w:rPr>
+          <w:rFonts w:ascii="Courier New" w:eastAsia="Courier New" w:hAnsi="Courier New"/>
+          <w:sz w:val="18"/>
+          <w:lang w:val="ru-RU"/>
+        </w:rPr>
+        <w:t>cntd</w:t>
+      </w:r>
+      <w:proofErr w:type="spellEnd"/>
+      <w:r>
+        <w:rPr>
+          <w:rFonts w:ascii="Courier New" w:eastAsia="Courier New" w:hAnsi="Courier New"/>
+          <w:sz w:val="18"/>
+          <w:lang w:val="ru-RU"/>
+        </w:rPr>
+        <w:t>++;</w:t>
+      </w:r>
+    </w:p>
+    <w:p>
+      <w:pPr>
+        <w:rPr>
+          <w:rFonts w:ascii="Courier New" w:eastAsia="Courier New" w:hAnsi="Courier New"/>
+          <w:sz w:val="18"/>
+          <w:lang w:val="ru-RU"/>
+        </w:rPr>
+      </w:pPr>
+    </w:p>
+    <w:p>
+      <w:pPr>
+        <w:rPr>
+          <w:rFonts w:ascii="Courier New" w:eastAsia="Courier New" w:hAnsi="Courier New"/>
+          <w:sz w:val="18"/>
+          <w:lang w:val="ru-RU"/>
+        </w:rPr>
+      </w:pPr>
+      <w:r>
+        <w:rPr>
+          <w:rFonts w:ascii="Courier New" w:eastAsia="Courier New" w:hAnsi="Courier New"/>
+          <w:sz w:val="18"/>
+          <w:lang w:val="ru-RU"/>
+        </w:rPr>
+        <w:t xml:space="preserve">            // Сдвигаем окно из двух последних чисел на одну позицию:</w:t>
+      </w:r>
+    </w:p>
+    <w:p>
+      <w:pPr>
+        <w:rPr>
+          <w:rFonts w:ascii="Courier New" w:eastAsia="Courier New" w:hAnsi="Courier New"/>
+          <w:sz w:val="18"/>
+          <w:lang w:val="ru-RU"/>
+        </w:rPr>
+      </w:pPr>
+      <w:r>
+        <w:rPr>
+          <w:rFonts w:ascii="Courier New" w:eastAsia="Courier New" w:hAnsi="Courier New"/>
+          <w:sz w:val="18"/>
+          <w:lang w:val="ru-RU"/>
+        </w:rPr>
+        <w:t xml:space="preserve">            // tmp1 теперь — предпоследнее, tmp2 — текущее число</w:t>
+      </w:r>
+    </w:p>
+    <w:p>
+      <w:pPr>
+        <w:rPr>
+          <w:rFonts w:ascii="Courier New" w:eastAsia="Courier New" w:hAnsi="Courier New"/>
+          <w:sz w:val="18"/>
+        </w:rPr>
+      </w:pPr>
+      <w:r>
+        <w:rPr>
+          <w:rFonts w:ascii="Courier New" w:eastAsia="Courier New" w:hAnsi="Courier New"/>
+          <w:sz w:val="18"/>
+          <w:lang w:val="ru-RU"/>
+        </w:rPr>
+        <w:t xml:space="preserve">            </w:t>
+      </w:r>
+      <w:r>
+        <w:rPr>
+          <w:rFonts w:ascii="Courier New" w:eastAsia="Courier New" w:hAnsi="Courier New"/>
+          <w:sz w:val="18"/>
+        </w:rPr>
+        <w:t>tmp1 = tmp2;</w:t>
+      </w:r>
+    </w:p>
+    <w:p>
+      <w:pPr>
+        <w:rPr>
+          <w:rFonts w:ascii="Courier New" w:eastAsia="Courier New" w:hAnsi="Courier New"/>
+          <w:sz w:val="18"/>
+        </w:rPr>
+      </w:pPr>
+      <w:r>
+        <w:rPr>
+          <w:rFonts w:ascii="Courier New" w:eastAsia="Courier New" w:hAnsi="Courier New"/>
+          <w:sz w:val="18"/>
+        </w:rPr>
+        <w:t xml:space="preserve">            tmp2 = x; </w:t>
+      </w:r>
+    </w:p>
+    <w:p>
+      <w:pPr>
+        <w:rPr>
+          <w:rFonts w:ascii="Courier New" w:eastAsia="Courier New" w:hAnsi="Courier New"/>
+          <w:sz w:val="18"/>
+        </w:rPr>
+      </w:pPr>
+      <w:r>
+        <w:rPr>
+          <w:rFonts w:ascii="Courier New" w:eastAsia="Courier New" w:hAnsi="Courier New"/>
+          <w:sz w:val="18"/>
+        </w:rPr>
+        <w:t xml:space="preserve">        }</w:t>
+      </w:r>
+    </w:p>
+    <w:p>
+      <w:pPr>
+        <w:rPr>
+          <w:rFonts w:ascii="Courier New" w:eastAsia="Courier New" w:hAnsi="Courier New"/>
+          <w:sz w:val="18"/>
+        </w:rPr>
+      </w:pPr>
+      <w:r>
+        <w:rPr>
+          <w:rFonts w:ascii="Courier New" w:eastAsia="Courier New" w:hAnsi="Courier New"/>
+          <w:sz w:val="18"/>
+        </w:rPr>
+        <w:t xml:space="preserve">        std::cin&gt;&gt;x;</w:t>
+      </w:r>
+    </w:p>
+    <w:p>
+      <w:pPr>
+        <w:rPr>
+          <w:rFonts w:ascii="Courier New" w:eastAsia="Courier New" w:hAnsi="Courier New"/>
+          <w:sz w:val="18"/>
+          <w:lang w:val="ru-RU"/>
+        </w:rPr>
+      </w:pPr>
+      <w:r>
+        <w:rPr>
+          <w:rFonts w:ascii="Courier New" w:eastAsia="Courier New" w:hAnsi="Courier New"/>
+          <w:sz w:val="18"/>
+        </w:rPr>
+        <w:t xml:space="preserve">    </w:t>
+      </w:r>
+      <w:r>
+        <w:rPr>
+          <w:rFonts w:ascii="Courier New" w:eastAsia="Courier New" w:hAnsi="Courier New"/>
+          <w:sz w:val="18"/>
+          <w:lang w:val="ru-RU"/>
+        </w:rPr>
+        <w:t>}</w:t>
+      </w:r>
+    </w:p>
+    <w:p>
+      <w:pPr>
+        <w:rPr>
+          <w:rFonts w:ascii="Courier New" w:eastAsia="Courier New" w:hAnsi="Courier New"/>
+          <w:sz w:val="18"/>
+          <w:lang w:val="ru-RU"/>
+        </w:rPr>
+      </w:pPr>
+    </w:p>
+    <w:p>
+      <w:pPr>
+        <w:rPr>
+          <w:rFonts w:ascii="Courier New" w:eastAsia="Courier New" w:hAnsi="Courier New"/>
+          <w:sz w:val="18"/>
+          <w:lang w:val="ru-RU"/>
+        </w:rPr>
+      </w:pPr>
+      <w:r>
+        <w:rPr>
+          <w:rFonts w:ascii="Courier New" w:eastAsia="Courier New" w:hAnsi="Courier New"/>
+          <w:sz w:val="18"/>
+          <w:lang w:val="ru-RU"/>
+        </w:rPr>
+        <w:t xml:space="preserve">    // Пункт а): среднее арифметическое.</w:t>
+      </w:r>
+    </w:p>
+    <w:p>
+      <w:pPr>
+        <w:rPr>
+          <w:rFonts w:ascii="Courier New" w:eastAsia="Courier New" w:hAnsi="Courier New"/>
+          <w:sz w:val="18"/>
+          <w:lang w:val="ru-RU"/>
+        </w:rPr>
+      </w:pPr>
+      <w:r>
+        <w:rPr>
+          <w:rFonts w:ascii="Courier New" w:eastAsia="Courier New" w:hAnsi="Courier New"/>
+          <w:sz w:val="18"/>
+          <w:lang w:val="ru-RU"/>
+        </w:rPr>
+        <w:t xml:space="preserve">    // Приводим </w:t>
+      </w:r>
+      <w:proofErr w:type="spellStart"/>
+      <w:r>
+        <w:rPr>
+          <w:rFonts w:ascii="Courier New" w:eastAsia="Courier New" w:hAnsi="Courier New"/>
+          <w:sz w:val="18"/>
+          <w:lang w:val="ru-RU"/>
+        </w:rPr>
+        <w:t>sum</w:t>
+      </w:r>
+      <w:proofErr w:type="spellEnd"/>
+      <w:r>
+        <w:rPr>
+          <w:rFonts w:ascii="Courier New" w:eastAsia="Courier New" w:hAnsi="Courier New"/>
+          <w:sz w:val="18"/>
+          <w:lang w:val="ru-RU"/>
+        </w:rPr>
+        <w:t xml:space="preserve"> к </w:t>
+      </w:r>
+      <w:proofErr w:type="spellStart"/>
+      <w:r>
+        <w:rPr>
+          <w:rFonts w:ascii="Courier New" w:eastAsia="Courier New" w:hAnsi="Courier New"/>
+          <w:sz w:val="18"/>
+          <w:lang w:val="ru-RU"/>
+        </w:rPr>
+        <w:t>double</w:t>
+      </w:r>
+      <w:proofErr w:type="spellEnd"/>
+      <w:r>
+        <w:rPr>
+          <w:rFonts w:ascii="Courier New" w:eastAsia="Courier New" w:hAnsi="Courier New"/>
+          <w:sz w:val="18"/>
+          <w:lang w:val="ru-RU"/>
+        </w:rPr>
+        <w:t>, чтобы получить точный (не целочисленный)</w:t>
+      </w:r>
+    </w:p>
+    <w:p>
+      <w:pPr>
+        <w:rPr>
+          <w:rFonts w:ascii="Courier New" w:eastAsia="Courier New" w:hAnsi="Courier New"/>
+          <w:sz w:val="18"/>
+          <w:lang w:val="ru-RU"/>
+        </w:rPr>
+      </w:pPr>
+      <w:r>
+        <w:rPr>
+          <w:rFonts w:ascii="Courier New" w:eastAsia="Courier New" w:hAnsi="Courier New"/>
+          <w:sz w:val="18"/>
+          <w:lang w:val="ru-RU"/>
+        </w:rPr>
+        <w:t xml:space="preserve">    // результат деления. Проверка </w:t>
+      </w:r>
+      <w:proofErr w:type="spellStart"/>
+      <w:proofErr w:type="gramStart"/>
+      <w:r>
+        <w:rPr>
+          <w:rFonts w:ascii="Courier New" w:eastAsia="Courier New" w:hAnsi="Courier New"/>
+          <w:sz w:val="18"/>
+          <w:lang w:val="ru-RU"/>
+        </w:rPr>
+        <w:t>cnt</w:t>
+      </w:r>
+      <w:proofErr w:type="spellEnd"/>
+      <w:r>
+        <w:rPr>
+          <w:rFonts w:ascii="Courier New" w:eastAsia="Courier New" w:hAnsi="Courier New"/>
+          <w:sz w:val="18"/>
+          <w:lang w:val="ru-RU"/>
+        </w:rPr>
+        <w:t xml:space="preserve"> !</w:t>
+      </w:r>
+      <w:proofErr w:type="gramEnd"/>
+      <w:r>
+        <w:rPr>
+          <w:rFonts w:ascii="Courier New" w:eastAsia="Courier New" w:hAnsi="Courier New"/>
+          <w:sz w:val="18"/>
+          <w:lang w:val="ru-RU"/>
+        </w:rPr>
+        <w:t>= 0 защищает от деления на 0,</w:t>
+      </w:r>
+    </w:p>
+    <w:p>
+      <w:pPr>
+        <w:rPr>
+          <w:rFonts w:ascii="Courier New" w:eastAsia="Courier New" w:hAnsi="Courier New"/>
+          <w:sz w:val="18"/>
+          <w:lang w:val="ru-RU"/>
+        </w:rPr>
+      </w:pPr>
+      <w:r>
+        <w:rPr>
+          <w:rFonts w:ascii="Courier New" w:eastAsia="Courier New" w:hAnsi="Courier New"/>
+          <w:sz w:val="18"/>
+          <w:lang w:val="ru-RU"/>
+        </w:rPr>
+        <w:lastRenderedPageBreak/>
+        <w:t xml:space="preserve">    // если сразу был введён 0 (пустая последовательность).</w:t>
+      </w:r>
+    </w:p>
+    <w:p>
+      <w:pPr>
+        <w:rPr>
+          <w:rFonts w:ascii="Courier New" w:eastAsia="Courier New" w:hAnsi="Courier New"/>
+          <w:sz w:val="18"/>
+        </w:rPr>
+      </w:pPr>
+      <w:r>
+        <w:rPr>
+          <w:rFonts w:ascii="Courier New" w:eastAsia="Courier New" w:hAnsi="Courier New"/>
+          <w:sz w:val="18"/>
+          <w:lang w:val="ru-RU"/>
+        </w:rPr>
+        <w:t xml:space="preserve">    </w:t>
+      </w:r>
+      <w:r>
+        <w:rPr>
+          <w:rFonts w:ascii="Courier New" w:eastAsia="Courier New" w:hAnsi="Courier New"/>
+          <w:sz w:val="18"/>
+        </w:rPr>
+        <w:t>double ans = 0.0;</w:t>
+      </w:r>
+    </w:p>
+    <w:p>
+      <w:pPr>
+        <w:rPr>
+          <w:rFonts w:ascii="Courier New" w:eastAsia="Courier New" w:hAnsi="Courier New"/>
+          <w:sz w:val="18"/>
+        </w:rPr>
+      </w:pPr>
+      <w:r>
+        <w:rPr>
+          <w:rFonts w:ascii="Courier New" w:eastAsia="Courier New" w:hAnsi="Courier New"/>
+          <w:sz w:val="18"/>
+        </w:rPr>
+        <w:t xml:space="preserve">    if (cnt != 0) ans = static_cast&lt;double&gt;(sum)/cnt;</w:t>
+      </w:r>
+    </w:p>
+    <w:p>
+      <w:pPr>
+        <w:rPr>
+          <w:rFonts w:ascii="Courier New" w:eastAsia="Courier New" w:hAnsi="Courier New"/>
+          <w:sz w:val="18"/>
+        </w:rPr>
+      </w:pPr>
+      <w:r>
+        <w:rPr>
+          <w:rFonts w:ascii="Courier New" w:eastAsia="Courier New" w:hAnsi="Courier New"/>
+          <w:sz w:val="18"/>
+        </w:rPr>
+        <w:t xml:space="preserve">    </w:t>
+      </w:r>
+    </w:p>
+    <w:p>
+      <w:pPr>
+        <w:rPr>
+          <w:rFonts w:ascii="Courier New" w:eastAsia="Courier New" w:hAnsi="Courier New"/>
+          <w:sz w:val="18"/>
+          <w:lang w:val="ru-RU"/>
+        </w:rPr>
+      </w:pPr>
+      <w:r>
+        <w:rPr>
+          <w:rFonts w:ascii="Courier New" w:eastAsia="Courier New" w:hAnsi="Courier New"/>
+          <w:sz w:val="18"/>
+        </w:rPr>
+        <w:t xml:space="preserve">    </w:t>
+      </w:r>
+      <w:r>
+        <w:rPr>
+          <w:rFonts w:ascii="Courier New" w:eastAsia="Courier New" w:hAnsi="Courier New"/>
+          <w:sz w:val="18"/>
+          <w:lang w:val="ru-RU"/>
+        </w:rPr>
+        <w:t>// Выводим все пять результатов:</w:t>
+      </w:r>
+    </w:p>
+    <w:p>
+      <w:pPr>
+        <w:rPr>
+          <w:rFonts w:ascii="Courier New" w:eastAsia="Courier New" w:hAnsi="Courier New"/>
+          <w:sz w:val="18"/>
+          <w:lang w:val="ru-RU"/>
+        </w:rPr>
+      </w:pPr>
+      <w:r>
+        <w:rPr>
+          <w:rFonts w:ascii="Courier New" w:eastAsia="Courier New" w:hAnsi="Courier New"/>
+          <w:sz w:val="18"/>
+          <w:lang w:val="ru-RU"/>
+        </w:rPr>
+        <w:t xml:space="preserve">    // а) среднее арифметическое</w:t>
+      </w:r>
+    </w:p>
+    <w:p>
+      <w:pPr>
+        <w:rPr>
+          <w:rFonts w:ascii="Courier New" w:eastAsia="Courier New" w:hAnsi="Courier New"/>
+          <w:sz w:val="18"/>
+          <w:lang w:val="ru-RU"/>
+        </w:rPr>
+      </w:pPr>
+      <w:r>
+        <w:rPr>
+          <w:rFonts w:ascii="Courier New" w:eastAsia="Courier New" w:hAnsi="Courier New"/>
+          <w:sz w:val="18"/>
+          <w:lang w:val="ru-RU"/>
+        </w:rPr>
+        <w:t xml:space="preserve">    // б) разница максимума и минимума</w:t>
+      </w:r>
+    </w:p>
+    <w:p>
+      <w:pPr>
+        <w:rPr>
+          <w:rFonts w:ascii="Courier New" w:eastAsia="Courier New" w:hAnsi="Courier New"/>
+          <w:sz w:val="18"/>
+          <w:lang w:val="ru-RU"/>
+        </w:rPr>
+      </w:pPr>
+      <w:r>
+        <w:rPr>
+          <w:rFonts w:ascii="Courier New" w:eastAsia="Courier New" w:hAnsi="Courier New"/>
+          <w:sz w:val="18"/>
+          <w:lang w:val="ru-RU"/>
+        </w:rPr>
+        <w:t xml:space="preserve">    // в) количество положительных чисел, кратных 5</w:t>
+      </w:r>
+    </w:p>
+    <w:p>
+      <w:pPr>
+        <w:rPr>
+          <w:rFonts w:ascii="Courier New" w:eastAsia="Courier New" w:hAnsi="Courier New"/>
+          <w:sz w:val="18"/>
+          <w:lang w:val="ru-RU"/>
+        </w:rPr>
+      </w:pPr>
+      <w:r>
+        <w:rPr>
+          <w:rFonts w:ascii="Courier New" w:eastAsia="Courier New" w:hAnsi="Courier New"/>
+          <w:sz w:val="18"/>
+          <w:lang w:val="ru-RU"/>
+        </w:rPr>
+        <w:t xml:space="preserve">    // г) количество чисел — степеней двойки</w:t>
+      </w:r>
+    </w:p>
+    <w:p>
+      <w:pPr>
+        <w:rPr>
+          <w:rFonts w:ascii="Courier New" w:eastAsia="Courier New" w:hAnsi="Courier New"/>
+          <w:sz w:val="18"/>
+          <w:lang w:val="ru-RU"/>
+        </w:rPr>
+      </w:pPr>
+      <w:r>
+        <w:rPr>
+          <w:rFonts w:ascii="Courier New" w:eastAsia="Courier New" w:hAnsi="Courier New"/>
+          <w:sz w:val="18"/>
+          <w:lang w:val="ru-RU"/>
+        </w:rPr>
+        <w:t xml:space="preserve">    // д) количество чисел, превышающих сумму двух предыдущих</w:t>
+      </w:r>
+    </w:p>
+    <w:p>
+      <w:pPr>
+        <w:rPr>
+          <w:rFonts w:ascii="Courier New" w:eastAsia="Courier New" w:hAnsi="Courier New"/>
+          <w:sz w:val="18"/>
+        </w:rPr>
+      </w:pPr>
+      <w:r>
+        <w:rPr>
+          <w:rFonts w:ascii="Courier New" w:eastAsia="Courier New" w:hAnsi="Courier New"/>
+          <w:sz w:val="18"/>
+          <w:lang w:val="ru-RU"/>
+        </w:rPr>
+        <w:t xml:space="preserve">    </w:t>
+      </w:r>
+      <w:r>
+        <w:rPr>
+          <w:rFonts w:ascii="Courier New" w:eastAsia="Courier New" w:hAnsi="Courier New"/>
+          <w:sz w:val="18"/>
+        </w:rPr>
+        <w:t>printf("a) %lf b) %d c) %d d) %d e) %d ", ans, max-min, cnt5, cnt2, cntd);</w:t>
+      </w:r>
+    </w:p>
+    <w:p>
+      <w:pPr>
+        <w:rPr>
+          <w:rFonts w:ascii="Courier New" w:eastAsia="Courier New" w:hAnsi="Courier New"/>
+          <w:sz w:val="18"/>
+          <w:lang w:val="ru-RU"/>
+        </w:rPr>
+      </w:pPr>
+      <w:r>
+        <w:rPr>
+          <w:rFonts w:ascii="Courier New" w:eastAsia="Courier New" w:hAnsi="Courier New"/>
+          <w:sz w:val="18"/>
+        </w:rPr>
+        <w:t xml:space="preserve">    </w:t>
+      </w:r>
+      <w:proofErr w:type="spellStart"/>
+      <w:r>
+        <w:rPr>
+          <w:rFonts w:ascii="Courier New" w:eastAsia="Courier New" w:hAnsi="Courier New"/>
+          <w:sz w:val="18"/>
+          <w:lang w:val="ru-RU"/>
+        </w:rPr>
+        <w:t>return</w:t>
+      </w:r>
+      <w:proofErr w:type="spellEnd"/>
+      <w:r>
+        <w:rPr>
+          <w:rFonts w:ascii="Courier New" w:eastAsia="Courier New" w:hAnsi="Courier New"/>
+          <w:sz w:val="18"/>
+          <w:lang w:val="ru-RU"/>
+        </w:rPr>
+        <w:t xml:space="preserve"> 0;</w:t>
+      </w:r>
+    </w:p>
+    <w:p>
+      <w:pPr>
+        <w:rPr>
+          <w:lang w:val="ru-RU"/>
+        </w:rPr>
+      </w:pPr>
+      <w:r>
+        <w:rPr>
+          <w:rFonts w:ascii="Courier New" w:eastAsia="Courier New" w:hAnsi="Courier New"/>
+          <w:sz w:val="18"/>
+          <w:lang w:val="ru-RU"/>
+        </w:rPr>
+        <w:t>}</w:t>
+      </w:r>
+      <w:r>
+        <w:rPr>
           <w:b/>
+          <w:lang w:val="ru-RU"/>
+        </w:rPr>
+        <w:t>Описание тестов</w:t>
+      </w:r>
+    </w:p>
+    <w:p>
+      <w:pPr>
+        <w:rPr>
+          <w:lang w:val="ru-RU"/>
+        </w:rPr>
+      </w:pPr>
+      <w:r>
+        <w:rPr>
+          <w:lang w:val="ru-RU"/>
+        </w:rPr>
+        <w:t>Тест 1. Смешанная последовательность</w:t>
+      </w:r>
+    </w:p>
+    <w:p>
+      <w:pPr>
+        <w:rPr>
+          <w:lang w:val="ru-RU"/>
+        </w:rPr>
+      </w:pPr>
+      <w:r>
+        <w:rPr>
+          <w:lang w:val="ru-RU"/>
+        </w:rPr>
+        <w:t>Ожидаемый ввод: 1 5 8 10 20 0</w:t>
+      </w:r>
+    </w:p>
+    <w:p>
+      <w:pPr>
+        <w:rPr>
+          <w:lang w:val="ru-RU"/>
+        </w:rPr>
+      </w:pPr>
+      <w:r>
+        <w:rPr>
+          <w:lang w:val="ru-RU"/>
+        </w:rPr>
+        <w:t xml:space="preserve">Ожидаемый вывод: </w:t>
+      </w:r>
+      <w:r>
+        <w:t>a</w:t>
+      </w:r>
+      <w:r>
+        <w:rPr>
+          <w:lang w:val="ru-RU"/>
+        </w:rPr>
+        <w:t xml:space="preserve">) 8 </w:t>
+      </w:r>
+      <w:r>
+        <w:t>b</w:t>
+      </w:r>
+      <w:r>
+        <w:rPr>
+          <w:lang w:val="ru-RU"/>
+        </w:rPr>
+        <w:t xml:space="preserve">) 19 </w:t>
+      </w:r>
+      <w:r>
+        <w:t>c</w:t>
+      </w:r>
+      <w:r>
+        <w:rPr>
+          <w:lang w:val="ru-RU"/>
+        </w:rPr>
+        <w:t xml:space="preserve">) </w:t>
+      </w:r>
+      <w:r>
+        <w:rPr>
+          <w:lang w:val="ru-RU"/>
+        </w:rPr>
+        <w:t>3</w:t>
+      </w:r>
+      <w:r>
+        <w:rPr>
+          <w:lang w:val="ru-RU"/>
+        </w:rPr>
+        <w:t xml:space="preserve"> </w:t>
+      </w:r>
+      <w:r>
+        <w:t>d</w:t>
+      </w:r>
+      <w:r>
+        <w:rPr>
+          <w:lang w:val="ru-RU"/>
+        </w:rPr>
+        <w:t xml:space="preserve">) </w:t>
+      </w:r>
+      <w:r>
+        <w:rPr>
+          <w:lang w:val="ru-RU"/>
+        </w:rPr>
+        <w:t>2</w:t>
+      </w:r>
+      <w:r>
+        <w:rPr>
+          <w:lang w:val="ru-RU"/>
+        </w:rPr>
+        <w:t xml:space="preserve"> </w:t>
+      </w:r>
+      <w:r>
+        <w:t>e</w:t>
+      </w:r>
+      <w:r>
+        <w:rPr>
+          <w:lang w:val="ru-RU"/>
+        </w:rPr>
+        <w:t xml:space="preserve">) </w:t>
+      </w:r>
+      <w:r>
+        <w:rPr>
+          <w:lang w:val="ru-RU"/>
+        </w:rPr>
+        <w:t>2</w:t>
+      </w:r>
+    </w:p>
+    <w:p>
+      <w:pPr>
+        <w:rPr>
+          <w:lang w:val="ru-RU"/>
+        </w:rPr>
+      </w:pPr>
+    </w:p>
+    <w:p>
+      <w:pPr>
+        <w:rPr>
+          <w:lang w:val="ru-RU"/>
+        </w:rPr>
+      </w:pPr>
+      <w:r>
+        <w:rPr>
+          <w:lang w:val="ru-RU"/>
+        </w:rPr>
+        <w:t>Тест 2. Только отрицательные числа</w:t>
+      </w:r>
+    </w:p>
+    <w:p>
+      <w:pPr>
+        <w:rPr>
+          <w:lang w:val="ru-RU"/>
+        </w:rPr>
+      </w:pPr>
+      <w:r>
+        <w:rPr>
+          <w:lang w:val="ru-RU"/>
+        </w:rPr>
+        <w:t>Ожидаемый ввод: -5 -3 -1 0</w:t>
+      </w:r>
+    </w:p>
+    <w:p>
+      <w:pPr>
+        <w:rPr>
+          <w:lang w:val="ru-RU"/>
+        </w:rPr>
+      </w:pPr>
+      <w:r>
+        <w:rPr>
+          <w:lang w:val="ru-RU"/>
+        </w:rPr>
+        <w:t xml:space="preserve">Ожидаемый вывод: </w:t>
+      </w:r>
+      <w:r>
+        <w:t>a</w:t>
+      </w:r>
+      <w:r>
+        <w:rPr>
+          <w:lang w:val="ru-RU"/>
+        </w:rPr>
+        <w:t xml:space="preserve">) -3 </w:t>
+      </w:r>
+      <w:r>
+        <w:t>b</w:t>
+      </w:r>
+      <w:r>
+        <w:rPr>
+          <w:lang w:val="ru-RU"/>
+        </w:rPr>
+        <w:t xml:space="preserve">) 4 </w:t>
+      </w:r>
+      <w:r>
+        <w:t>c</w:t>
+      </w:r>
+      <w:r>
+        <w:rPr>
+          <w:lang w:val="ru-RU"/>
+        </w:rPr>
+        <w:t xml:space="preserve">) 0 </w:t>
+      </w:r>
+      <w:r>
+        <w:t>d</w:t>
+      </w:r>
+      <w:r>
+        <w:rPr>
+          <w:lang w:val="ru-RU"/>
+        </w:rPr>
+        <w:t xml:space="preserve">) 0 </w:t>
+      </w:r>
+      <w:r>
+        <w:t>e</w:t>
+      </w:r>
+      <w:r>
+        <w:rPr>
+          <w:lang w:val="ru-RU"/>
+        </w:rPr>
+        <w:t xml:space="preserve">) </w:t>
+      </w:r>
+      <w:r>
+        <w:rPr>
+          <w:lang w:val="ru-RU"/>
+        </w:rPr>
+        <w:t>1</w:t>
+      </w:r>
+    </w:p>
+    <w:p>
+      <w:pPr>
+        <w:rPr>
+          <w:lang w:val="ru-RU"/>
+        </w:rPr>
+      </w:pPr>
+    </w:p>
+    <w:p>
+      <w:pPr>
+        <w:rPr>
+          <w:lang w:val="ru-RU"/>
+        </w:rPr>
+      </w:pPr>
+      <w:r>
+        <w:rPr>
+          <w:lang w:val="ru-RU"/>
+        </w:rPr>
+        <w:t>Тест 3. Один элемент</w:t>
+      </w:r>
+    </w:p>
+    <w:p>
+      <w:pPr>
+        <w:rPr>
+          <w:lang w:val="ru-RU"/>
+        </w:rPr>
+      </w:pPr>
+      <w:r>
+        <w:rPr>
+          <w:lang w:val="ru-RU"/>
+        </w:rPr>
+        <w:t>Ожидаемый ввод: 16 0</w:t>
+      </w:r>
+    </w:p>
+    <w:p>
+      <w:pPr>
+        <w:rPr>
+          <w:lang w:val="ru-RU"/>
+        </w:rPr>
+      </w:pPr>
+      <w:r>
+        <w:rPr>
+          <w:lang w:val="ru-RU"/>
+        </w:rPr>
+        <w:t xml:space="preserve">Ожидаемый вывод: </w:t>
+      </w:r>
+      <w:r>
+        <w:t>a</w:t>
+      </w:r>
+      <w:r>
+        <w:rPr>
+          <w:lang w:val="ru-RU"/>
+        </w:rPr>
+        <w:t xml:space="preserve">) 16 </w:t>
+      </w:r>
+      <w:r>
+        <w:t>b</w:t>
+      </w:r>
+      <w:r>
+        <w:rPr>
+          <w:lang w:val="ru-RU"/>
+        </w:rPr>
+        <w:t xml:space="preserve">) 0 </w:t>
+      </w:r>
+      <w:r>
+        <w:t>c</w:t>
+      </w:r>
+      <w:r>
+        <w:rPr>
+          <w:lang w:val="ru-RU"/>
+        </w:rPr>
+        <w:t xml:space="preserve">) 0 </w:t>
+      </w:r>
+      <w:r>
+        <w:t>d</w:t>
+      </w:r>
+      <w:r>
+        <w:rPr>
+          <w:lang w:val="ru-RU"/>
+        </w:rPr>
+        <w:t xml:space="preserve">) 1 </w:t>
+      </w:r>
+      <w:r>
+        <w:t>e</w:t>
+      </w:r>
+      <w:r>
+        <w:rPr>
+          <w:lang w:val="ru-RU"/>
+        </w:rPr>
+        <w:t>) 0</w:t>
+      </w:r>
+    </w:p>
+    <w:p>
+      <w:pPr>
+        <w:rPr>
+          <w:lang w:val="ru-RU"/>
+        </w:rPr>
+      </w:pPr>
+    </w:p>
+    <w:p>
+      <w:pPr>
+        <w:rPr>
+          <w:b/>
+          <w:lang w:val="ru-RU"/>
         </w:rPr>
       </w:pPr>
       <w:r>
@@ -2832,6 +2874,7 @@
         <w:rPr>
           <w:b/>
           <w:bCs/>
+          <w:noProof/>
           <w:lang w:val="ru-RU"/>
         </w:rPr>
         <w:drawing>
@@ -2926,6 +2969,9 @@
         <w:jc w:val="center"/>
       </w:pPr>
       <w:r>
+        <w:rPr>
+          <w:noProof/>
+        </w:rPr>
         <w:drawing>
           <wp:inline distT="0" distB="0" distL="0" distR="0" wp14:anchorId="72A5B8A4" wp14:editId="306D8B45">
             <wp:extent cx="2463800" cy="469900"/>
@@ -3032,6 +3078,9 @@
         <w:jc w:val="center"/>
       </w:pPr>
       <w:r>
+        <w:rPr>
+          <w:noProof/>
+        </w:rPr>
         <w:drawing>
           <wp:inline distT="0" distB="0" distL="0" distR="0" wp14:anchorId="03509184" wp14:editId="09C05511">
             <wp:extent cx="2336800" cy="419100"/>
@@ -3076,62 +3125,19 @@
           <w:lang w:val="ru-RU"/>
         </w:rPr>
       </w:pPr>
-      <w:proofErr w:type="spellStart"/>
       <w:r>
         <w:rPr>
           <w:b/>
           <w:bCs/>
-        </w:rPr>
-        <w:t>Рисунок</w:t>
-      </w:r>
-      <w:proofErr w:type="spellEnd"/>
-      <w:r>
-        <w:rPr>
-          <w:b/>
-          <w:bCs/>
-        </w:rPr>
-        <w:t xml:space="preserve"> </w:t>
-      </w:r>
-      <w:r>
-        <w:rPr>
-          <w:b/>
-          <w:bCs/>
-        </w:rPr>
-        <w:t>3</w:t>
-      </w:r>
-      <w:r>
-        <w:rPr>
-          <w:b/>
-          <w:bCs/>
-        </w:rPr>
-        <w:t>.</w:t>
-      </w:r>
-      <w:r>
-        <w:t xml:space="preserve"> </w:t>
-      </w:r>
-      <w:proofErr w:type="spellStart"/>
-      <w:r>
-        <w:t>Результаты</w:t>
-      </w:r>
-      <w:proofErr w:type="spellEnd"/>
-      <w:r>
-        <w:t xml:space="preserve"> </w:t>
-      </w:r>
-      <w:proofErr w:type="spellStart"/>
-      <w:r>
-        <w:t>выполнения</w:t>
-      </w:r>
-      <w:proofErr w:type="spellEnd"/>
-      <w:r>
-        <w:t xml:space="preserve"> </w:t>
-      </w:r>
-      <w:proofErr w:type="spellStart"/>
-      <w:r>
-        <w:t>теста</w:t>
-      </w:r>
-      <w:proofErr w:type="spellEnd"/>
-      <w:r>
-        <w:t xml:space="preserve"> 3</w:t>
+          <w:lang w:val="ru-RU"/>
+        </w:rPr>
+        <w:t>Рисунок 3.</w:t>
+      </w:r>
+      <w:r>
+        <w:rPr>
+          <w:lang w:val="ru-RU"/>
+        </w:rPr>
+        <w:t xml:space="preserve"> Результаты выполнения теста 3</w:t>
       </w:r>
     </w:p>
     <w:p>
